--- a/zht/docx/078.content.docx
+++ b/zht/docx/078.content.docx
@@ -150,26 +150,6 @@
           <w:lang w:val="zh_TW" w:bidi="zh_TW"/>
         </w:rPr>
         <w:t>si</w:t>
-      </w:r>
-      <w:r>
-        <w:rPr>
-          <w:lang w:val="zh_TW" w:bidi="zh_TW"/>
-        </w:rPr>
-      </w:r>
-    </w:p>
-    <w:p>
-      <w:pPr/>
-      <w:r>
-        <w:rPr>
-          <w:lang w:val="zh_TW" w:bidi="zh_TW"/>
-        </w:rPr>
-      </w:r>
-      <w:r>
-        <w:rPr>
-          <w:i/>
-          <w:lang w:val="zh_TW" w:bidi="zh_TW"/>
-        </w:rPr>
-        <w:t>死後的生命, 死人復活, 死亡, 四個世界的帝國</w:t>
       </w:r>
       <w:r>
         <w:rPr>

--- a/zht/docx/078.content.docx
+++ b/zht/docx/078.content.docx
@@ -19,7 +19,7 @@
         <w:rPr>
           <w:lang w:val="zh_TW" w:bidi="zh_TW"/>
         </w:rPr>
-        <w:t>Resource: Study Notes - Themes (Tyndale)</w:t>
+        <w:t>Resource: Tyndale Open Study Notes</w:t>
       </w:r>
       <w:r>
         <w:rPr>
@@ -112,7 +112,7 @@
         <w:rPr>
           <w:lang w:val="zh_TW" w:bidi="zh_TW"/>
         </w:rPr>
-        <w:t>Study Notes - Themes (Tyndale)</w:t>
+        <w:t>Tyndale Open Study Notes</w:t>
       </w:r>
     </w:p>
     <w:p>

--- a/zht/docx/078.content.docx
+++ b/zht/docx/078.content.docx
@@ -149,7 +149,7 @@
         <w:rPr>
           <w:lang w:val="zh_TW" w:bidi="zh_TW"/>
         </w:rPr>
-        <w:t>si</w:t>
+        <w:t>suo</w:t>
       </w:r>
       <w:r>
         <w:rPr>
@@ -212,7 +212,7 @@
         <w:rPr>
           <w:lang w:val="zh_TW" w:bidi="zh_TW"/>
         </w:rPr>
-        <w:t>死後的生命</w:t>
+        <w:t>所羅門的智慧</w:t>
       </w:r>
       <w:r>
         <w:rPr>
@@ -231,7 +231,7 @@
         <w:rPr>
           <w:lang w:val="zh_TW" w:bidi="zh_TW"/>
         </w:rPr>
-        <w:t>舊約的作者描述人死後會去到地底之下（</w:t>
+        <w:t>神給所羅門王一個求取任何事物的機會，所羅門選擇求智慧。他希望能妥善治理神的子民，並明辨是非（</w:t>
       </w:r>
       <w:hyperlink r:id="rId13">
         <w:r>
@@ -242,14 +242,14 @@
             <w:color w:val="0000EE"/>
             <w:u w:val="single"/>
           </w:rPr>
-          <w:t>結26:20</w:t>
+          <w:t>王上3:9</w:t>
         </w:r>
       </w:hyperlink>
       <w:r>
         <w:rPr>
           <w:lang w:val="zh_TW" w:bidi="zh_TW"/>
         </w:rPr>
-        <w:t>）。有時候，地會把他們活活吞下（</w:t>
+        <w:t>）。因著這個無私的選擇，神不僅賜給他所求的智慧，也賜給他因善用智慧而帶來的諸多賞賜（</w:t>
       </w:r>
       <w:hyperlink r:id="rId14">
         <w:r>
@@ -260,7 +260,7 @@
             <w:color w:val="0000EE"/>
             <w:u w:val="single"/>
           </w:rPr>
-          <w:t>民16:31–33</w:t>
+          <w:t>3:12、13–14</w:t>
         </w:r>
       </w:hyperlink>
       <w:r>
@@ -278,151 +278,7 @@
             <w:color w:val="0000EE"/>
             <w:u w:val="single"/>
           </w:rPr>
-          <w:t>詩55:15</w:t>
-        </w:r>
-      </w:hyperlink>
-      <w:r>
-        <w:rPr>
-          <w:lang w:val="zh_TW" w:bidi="zh_TW"/>
-        </w:rPr>
-        <w:t>）；但通常是「死亡的繩索」將人拉入其中，把他們「吞下去」（</w:t>
-      </w:r>
-      <w:hyperlink r:id="rId16">
-        <w:r>
-          <w:rPr>
-            <w:lang w:val="zh_TW" w:bidi="zh_TW"/>
-          </w:rPr>
-          <w:rPr>
-            <w:color w:val="0000EE"/>
-            <w:u w:val="single"/>
-          </w:rPr>
-          <w:t>詩18:4–5</w:t>
-        </w:r>
-      </w:hyperlink>
-      <w:r>
-        <w:rPr>
-          <w:lang w:val="zh_TW" w:bidi="zh_TW"/>
-        </w:rPr>
-        <w:t>；</w:t>
-      </w:r>
-      <w:hyperlink r:id="rId17">
-        <w:r>
-          <w:rPr>
-            <w:lang w:val="zh_TW" w:bidi="zh_TW"/>
-          </w:rPr>
-          <w:rPr>
-            <w:color w:val="0000EE"/>
-            <w:u w:val="single"/>
-          </w:rPr>
-          <w:t>民16:30</w:t>
-        </w:r>
-      </w:hyperlink>
-      <w:r>
-        <w:rPr>
-          <w:lang w:val="zh_TW" w:bidi="zh_TW"/>
-        </w:rPr>
-        <w:t>；</w:t>
-      </w:r>
-      <w:hyperlink r:id="rId18">
-        <w:r>
-          <w:rPr>
-            <w:lang w:val="zh_TW" w:bidi="zh_TW"/>
-          </w:rPr>
-          <w:rPr>
-            <w:color w:val="0000EE"/>
-            <w:u w:val="single"/>
-          </w:rPr>
-          <w:t>伯24:19</w:t>
-        </w:r>
-      </w:hyperlink>
-      <w:r>
-        <w:rPr>
-          <w:lang w:val="zh_TW" w:bidi="zh_TW"/>
-        </w:rPr>
-        <w:t>；</w:t>
-      </w:r>
-      <w:hyperlink r:id="rId19">
-        <w:r>
-          <w:rPr>
-            <w:lang w:val="zh_TW" w:bidi="zh_TW"/>
-          </w:rPr>
-          <w:rPr>
-            <w:color w:val="0000EE"/>
-            <w:u w:val="single"/>
-          </w:rPr>
-          <w:t>詩49:14</w:t>
-        </w:r>
-      </w:hyperlink>
-      <w:r>
-        <w:rPr>
-          <w:lang w:val="zh_TW" w:bidi="zh_TW"/>
-        </w:rPr>
-        <w:t>；</w:t>
-      </w:r>
-      <w:hyperlink r:id="rId20">
-        <w:r>
-          <w:rPr>
-            <w:lang w:val="zh_TW" w:bidi="zh_TW"/>
-          </w:rPr>
-          <w:rPr>
-            <w:color w:val="0000EE"/>
-            <w:u w:val="single"/>
-          </w:rPr>
-          <w:t>賽5:14</w:t>
-        </w:r>
-      </w:hyperlink>
-      <w:r>
-        <w:rPr>
-          <w:lang w:val="zh_TW" w:bidi="zh_TW"/>
-        </w:rPr>
-        <w:t>，</w:t>
-      </w:r>
-      <w:hyperlink r:id="rId21">
-        <w:r>
-          <w:rPr>
-            <w:lang w:val="zh_TW" w:bidi="zh_TW"/>
-          </w:rPr>
-          <w:rPr>
-            <w:color w:val="0000EE"/>
-            <w:u w:val="single"/>
-          </w:rPr>
-          <w:t>14:11</w:t>
-        </w:r>
-      </w:hyperlink>
-      <w:r>
-        <w:rPr>
-          <w:lang w:val="zh_TW" w:bidi="zh_TW"/>
-        </w:rPr>
-        <w:t>）。在舊約中，死後的世界通常被視為陰暗、絕望以及無法返回的地方（</w:t>
-      </w:r>
-      <w:hyperlink r:id="rId22">
-        <w:r>
-          <w:rPr>
-            <w:lang w:val="zh_TW" w:bidi="zh_TW"/>
-          </w:rPr>
-          <w:rPr>
-            <w:color w:val="0000EE"/>
-            <w:u w:val="single"/>
-          </w:rPr>
-          <w:t>伯7:9</w:t>
-        </w:r>
-      </w:hyperlink>
-      <w:r>
-        <w:rPr>
-          <w:lang w:val="zh_TW" w:bidi="zh_TW"/>
-        </w:rPr>
-        <w:t>；</w:t>
-      </w:r>
-      <w:hyperlink r:id="rId23">
-        <w:r>
-          <w:rPr>
-            <w:lang w:val="zh_TW" w:bidi="zh_TW"/>
-          </w:rPr>
-          <w:rPr>
-            <w:color w:val="0000EE"/>
-            <w:u w:val="single"/>
-          </w:rPr>
-          <w:t>賽38:18</w:t>
+          <w:t>代下1:14–17</w:t>
         </w:r>
       </w:hyperlink>
       <w:r>
@@ -443,7 +299,75 @@
         <w:rPr>
           <w:lang w:val="zh_TW" w:bidi="zh_TW"/>
         </w:rPr>
-        <w:t>在約伯記中，有關死者去處的主要圖像包括：</w:t>
+        <w:t>所羅門的智慧隨即在行為中展現出來。他以智慧處理一場爭奪孩子的糾紛，令人驚嘆不已（</w:t>
+      </w:r>
+      <w:hyperlink r:id="rId16">
+        <w:r>
+          <w:rPr>
+            <w:lang w:val="zh_TW" w:bidi="zh_TW"/>
+          </w:rPr>
+          <w:rPr>
+            <w:color w:val="0000EE"/>
+            <w:u w:val="single"/>
+          </w:rPr>
+          <w:t>王上3:16–28</w:t>
+        </w:r>
+      </w:hyperlink>
+      <w:r>
+        <w:rPr>
+          <w:lang w:val="zh_TW" w:bidi="zh_TW"/>
+        </w:rPr>
+        <w:t>）。後來示巴女王來訪，向他提出許多難題，結果發現他的智慧遠超過她所聽聞的（</w:t>
+      </w:r>
+      <w:hyperlink r:id="rId17">
+        <w:r>
+          <w:rPr>
+            <w:lang w:val="zh_TW" w:bidi="zh_TW"/>
+          </w:rPr>
+          <w:rPr>
+            <w:color w:val="0000EE"/>
+            <w:u w:val="single"/>
+          </w:rPr>
+          <w:t>10:1–9</w:t>
+        </w:r>
+      </w:hyperlink>
+      <w:r>
+        <w:rPr>
+          <w:lang w:val="zh_TW" w:bidi="zh_TW"/>
+        </w:rPr>
+        <w:t>）。</w:t>
+      </w:r>
+    </w:p>
+    <w:p>
+      <w:pPr/>
+      <w:r>
+        <w:rPr>
+          <w:lang w:val="zh_TW" w:bidi="zh_TW"/>
+        </w:rPr>
+      </w:r>
+      <w:r>
+        <w:rPr>
+          <w:lang w:val="zh_TW" w:bidi="zh_TW"/>
+        </w:rPr>
+        <w:t>所羅門的智慧</w:t>
+      </w:r>
+      <w:r>
+        <w:rPr>
+          <w:lang w:val="zh_TW" w:bidi="zh_TW"/>
+        </w:rPr>
+        <w:t>在多方面</w:t>
+      </w:r>
+      <w:r>
+        <w:rPr>
+          <w:lang w:val="zh_TW" w:bidi="zh_TW"/>
+        </w:rPr>
+        <w:t>表現出來</w:t>
+      </w:r>
+      <w:r>
+        <w:rPr>
+          <w:lang w:val="zh_TW" w:bidi="zh_TW"/>
+        </w:rPr>
+        <w:t>，包括：</w:t>
       </w:r>
     </w:p>
     <w:p>
@@ -461,22 +385,21 @@
         <w:rPr>
           <w:lang w:val="zh_TW" w:bidi="zh_TW"/>
         </w:rPr>
-        <w:t>陰間（</w:t>
-      </w:r>
-      <w:r>
-        <w:rPr>
-          <w:i/>
-          <w:lang w:val="zh_TW" w:bidi="zh_TW"/>
-        </w:rPr>
-        <w:t>Sheol</w:t>
-      </w:r>
-      <w:r>
-        <w:rPr>
-          <w:lang w:val="zh_TW" w:bidi="zh_TW"/>
-        </w:rPr>
-        <w:t>）：被形容為黑暗且滿是塵土的地方（</w:t>
-      </w:r>
-      <w:hyperlink r:id="rId24">
+        <w:t>他如何組織和管理他的政府與</w:t>
+      </w:r>
+      <w:r>
+        <w:rPr>
+          <w:lang w:val="zh_TW" w:bidi="zh_TW"/>
+        </w:rPr>
+        <w:t>官吏</w:t>
+      </w:r>
+      <w:r>
+        <w:rPr>
+          <w:lang w:val="zh_TW" w:bidi="zh_TW"/>
+        </w:rPr>
+        <w:t>（</w:t>
+      </w:r>
+      <w:hyperlink r:id="rId18">
         <w:r>
           <w:rPr>
             <w:lang w:val="zh_TW" w:bidi="zh_TW"/>
@@ -485,104 +408,14 @@
             <w:color w:val="0000EE"/>
             <w:u w:val="single"/>
           </w:rPr>
-          <w:t>伯11:8</w:t>
+          <w:t>4:1–28</w:t>
         </w:r>
       </w:hyperlink>
       <w:r>
         <w:rPr>
           <w:lang w:val="zh_TW" w:bidi="zh_TW"/>
         </w:rPr>
-        <w:t>，</w:t>
-      </w:r>
-      <w:hyperlink r:id="rId25">
-        <w:r>
-          <w:rPr>
-            <w:lang w:val="zh_TW" w:bidi="zh_TW"/>
-          </w:rPr>
-          <w:rPr>
-            <w:color w:val="0000EE"/>
-            <w:u w:val="single"/>
-          </w:rPr>
-          <w:t>14:13</w:t>
-        </w:r>
-      </w:hyperlink>
-      <w:r>
-        <w:rPr>
-          <w:lang w:val="zh_TW" w:bidi="zh_TW"/>
-        </w:rPr>
-        <w:t>，</w:t>
-      </w:r>
-      <w:hyperlink r:id="rId26">
-        <w:r>
-          <w:rPr>
-            <w:lang w:val="zh_TW" w:bidi="zh_TW"/>
-          </w:rPr>
-          <w:rPr>
-            <w:color w:val="0000EE"/>
-            <w:u w:val="single"/>
-          </w:rPr>
-          <w:t>17:13</w:t>
-        </w:r>
-      </w:hyperlink>
-      <w:r>
-        <w:rPr>
-          <w:lang w:val="zh_TW" w:bidi="zh_TW"/>
-        </w:rPr>
-        <w:t>、</w:t>
-      </w:r>
-      <w:hyperlink r:id="rId27">
-        <w:r>
-          <w:rPr>
-            <w:lang w:val="zh_TW" w:bidi="zh_TW"/>
-          </w:rPr>
-          <w:rPr>
-            <w:color w:val="0000EE"/>
-            <w:u w:val="single"/>
-          </w:rPr>
-          <w:t>16</w:t>
-        </w:r>
-      </w:hyperlink>
-      <w:r>
-        <w:rPr>
-          <w:lang w:val="zh_TW" w:bidi="zh_TW"/>
-        </w:rPr>
-        <w:t>，</w:t>
-      </w:r>
-      <w:hyperlink r:id="rId18">
-        <w:r>
-          <w:rPr>
-            <w:lang w:val="zh_TW" w:bidi="zh_TW"/>
-          </w:rPr>
-          <w:rPr>
-            <w:color w:val="0000EE"/>
-            <w:u w:val="single"/>
-          </w:rPr>
-          <w:t>24:19</w:t>
-        </w:r>
-      </w:hyperlink>
-      <w:r>
-        <w:rPr>
-          <w:lang w:val="zh_TW" w:bidi="zh_TW"/>
-        </w:rPr>
-        <w:t>，</w:t>
-      </w:r>
-      <w:hyperlink r:id="rId28">
-        <w:r>
-          <w:rPr>
-            <w:lang w:val="zh_TW" w:bidi="zh_TW"/>
-          </w:rPr>
-          <w:rPr>
-            <w:color w:val="0000EE"/>
-            <w:u w:val="single"/>
-          </w:rPr>
-          <w:t>26:6</w:t>
-        </w:r>
-      </w:hyperlink>
-      <w:r>
-        <w:rPr>
-          <w:lang w:val="zh_TW" w:bidi="zh_TW"/>
-        </w:rPr>
-        <w:t>）；</w:t>
+        <w:t>）。</w:t>
       </w:r>
     </w:p>
     <w:p>
@@ -600,34 +433,9 @@
         <w:rPr>
           <w:lang w:val="zh_TW" w:bidi="zh_TW"/>
         </w:rPr>
-        <w:t>一個</w:t>
-      </w:r>
-      <w:r>
-        <w:rPr>
-          <w:lang w:val="zh_TW" w:bidi="zh_TW"/>
-        </w:rPr>
-        <w:t>朽壞的坑</w:t>
-      </w:r>
-      <w:r>
-        <w:rPr>
-          <w:lang w:val="zh_TW" w:bidi="zh_TW"/>
-        </w:rPr>
-        <w:t>（希伯來文</w:t>
-      </w:r>
-      <w:r>
-        <w:rPr>
-          <w:i/>
-          <w:lang w:val="zh_TW" w:bidi="zh_TW"/>
-        </w:rPr>
-        <w:t>shakhat</w:t>
-      </w:r>
-      <w:r>
-        <w:rPr>
-          <w:lang w:val="zh_TW" w:bidi="zh_TW"/>
-        </w:rPr>
-        <w:t>；見</w:t>
-      </w:r>
-      <w:hyperlink r:id="rId29">
+        <w:t>他如何處理與其它國家和王的外交關係（</w:t>
+      </w:r>
+      <w:hyperlink r:id="rId19">
         <w:r>
           <w:rPr>
             <w:lang w:val="zh_TW" w:bidi="zh_TW"/>
@@ -636,122 +444,14 @@
             <w:color w:val="0000EE"/>
             <w:u w:val="single"/>
           </w:rPr>
-          <w:t>9:31</w:t>
+          <w:t>5:1–9</w:t>
         </w:r>
       </w:hyperlink>
       <w:r>
         <w:rPr>
           <w:lang w:val="zh_TW" w:bidi="zh_TW"/>
         </w:rPr>
-        <w:t>，</w:t>
-      </w:r>
-      <w:hyperlink r:id="rId30">
-        <w:r>
-          <w:rPr>
-            <w:lang w:val="zh_TW" w:bidi="zh_TW"/>
-          </w:rPr>
-          <w:rPr>
-            <w:color w:val="0000EE"/>
-            <w:u w:val="single"/>
-          </w:rPr>
-          <w:t>17:14</w:t>
-        </w:r>
-      </w:hyperlink>
-      <w:r>
-        <w:rPr>
-          <w:lang w:val="zh_TW" w:bidi="zh_TW"/>
-        </w:rPr>
-        <w:t>，</w:t>
-      </w:r>
-      <w:hyperlink r:id="rId31">
-        <w:r>
-          <w:rPr>
-            <w:lang w:val="zh_TW" w:bidi="zh_TW"/>
-          </w:rPr>
-          <w:rPr>
-            <w:color w:val="0000EE"/>
-            <w:u w:val="single"/>
-          </w:rPr>
-          <w:t>33:18</w:t>
-        </w:r>
-      </w:hyperlink>
-      <w:r>
-        <w:rPr>
-          <w:lang w:val="zh_TW" w:bidi="zh_TW"/>
-        </w:rPr>
-        <w:t>、</w:t>
-      </w:r>
-      <w:hyperlink r:id="rId32">
-        <w:r>
-          <w:rPr>
-            <w:lang w:val="zh_TW" w:bidi="zh_TW"/>
-          </w:rPr>
-          <w:rPr>
-            <w:color w:val="0000EE"/>
-            <w:u w:val="single"/>
-          </w:rPr>
-          <w:t>22</w:t>
-        </w:r>
-      </w:hyperlink>
-      <w:r>
-        <w:rPr>
-          <w:lang w:val="zh_TW" w:bidi="zh_TW"/>
-        </w:rPr>
-        <w:t>、</w:t>
-      </w:r>
-      <w:hyperlink r:id="rId33">
-        <w:r>
-          <w:rPr>
-            <w:lang w:val="zh_TW" w:bidi="zh_TW"/>
-          </w:rPr>
-          <w:rPr>
-            <w:color w:val="0000EE"/>
-            <w:u w:val="single"/>
-          </w:rPr>
-          <w:t>24</w:t>
-        </w:r>
-      </w:hyperlink>
-      <w:r>
-        <w:rPr>
-          <w:lang w:val="zh_TW" w:bidi="zh_TW"/>
-        </w:rPr>
-        <w:t>、</w:t>
-      </w:r>
-      <w:hyperlink r:id="rId34">
-        <w:r>
-          <w:rPr>
-            <w:lang w:val="zh_TW" w:bidi="zh_TW"/>
-          </w:rPr>
-          <w:rPr>
-            <w:color w:val="0000EE"/>
-            <w:u w:val="single"/>
-          </w:rPr>
-          <w:t>28</w:t>
-        </w:r>
-      </w:hyperlink>
-      <w:r>
-        <w:rPr>
-          <w:lang w:val="zh_TW" w:bidi="zh_TW"/>
-        </w:rPr>
-        <w:t>、</w:t>
-      </w:r>
-      <w:hyperlink r:id="rId35">
-        <w:r>
-          <w:rPr>
-            <w:lang w:val="zh_TW" w:bidi="zh_TW"/>
-          </w:rPr>
-          <w:rPr>
-            <w:color w:val="0000EE"/>
-            <w:u w:val="single"/>
-          </w:rPr>
-          <w:t>30</w:t>
-        </w:r>
-      </w:hyperlink>
-      <w:r>
-        <w:rPr>
-          <w:lang w:val="zh_TW" w:bidi="zh_TW"/>
-        </w:rPr>
-        <w:t>）；以及</w:t>
+        <w:t>）。</w:t>
       </w:r>
     </w:p>
     <w:p>
@@ -769,22 +469,9 @@
         <w:rPr>
           <w:lang w:val="zh_TW" w:bidi="zh_TW"/>
         </w:rPr>
-        <w:t>墳墓（希伯來文</w:t>
-      </w:r>
-      <w:r>
-        <w:rPr>
-          <w:i/>
-          <w:lang w:val="zh_TW" w:bidi="zh_TW"/>
-        </w:rPr>
-        <w:t>qeber</w:t>
-      </w:r>
-      <w:r>
-        <w:rPr>
-          <w:lang w:val="zh_TW" w:bidi="zh_TW"/>
-        </w:rPr>
-        <w:t>；見</w:t>
-      </w:r>
-      <w:hyperlink r:id="rId36">
+        <w:t>他所建造的建築，尤其是聖殿與王宮（</w:t>
+      </w:r>
+      <w:hyperlink r:id="rId20">
         <w:r>
           <w:rPr>
             <w:lang w:val="zh_TW" w:bidi="zh_TW"/>
@@ -793,16 +480,34 @@
             <w:color w:val="0000EE"/>
             <w:u w:val="single"/>
           </w:rPr>
-          <w:t>3:22</w:t>
+          <w:t>5:10–7:51</w:t>
         </w:r>
       </w:hyperlink>
       <w:r>
         <w:rPr>
           <w:lang w:val="zh_TW" w:bidi="zh_TW"/>
         </w:rPr>
-        <w:t>，</w:t>
-      </w:r>
-      <w:hyperlink r:id="rId37">
+        <w:t>）；以及</w:t>
+      </w:r>
+    </w:p>
+    <w:p>
+      <w:pPr>
+        <w:pStyle w:val="ListBullet"/>
+        <w:spacing w:line="240" w:lineRule="auto"/>
+        <w:ind w:left="720"/>
+      </w:pPr>
+      <w:r>
+        <w:rPr>
+          <w:lang w:val="zh_TW" w:bidi="zh_TW"/>
+        </w:rPr>
+      </w:r>
+      <w:r>
+        <w:rPr>
+          <w:lang w:val="zh_TW" w:bidi="zh_TW"/>
+        </w:rPr>
+        <w:t>他與其它國家的商業往來與貿易（</w:t>
+      </w:r>
+      <w:hyperlink r:id="rId21">
         <w:r>
           <w:rPr>
             <w:lang w:val="zh_TW" w:bidi="zh_TW"/>
@@ -811,7 +516,7 @@
             <w:color w:val="0000EE"/>
             <w:u w:val="single"/>
           </w:rPr>
-          <w:t>5:26</w:t>
+          <w:t>9:26–28</w:t>
         </w:r>
       </w:hyperlink>
       <w:r>
@@ -820,7 +525,7 @@
         </w:rPr>
         <w:t>，</w:t>
       </w:r>
-      <w:hyperlink r:id="rId38">
+      <w:hyperlink r:id="rId22">
         <w:r>
           <w:rPr>
             <w:lang w:val="zh_TW" w:bidi="zh_TW"/>
@@ -829,43 +534,7 @@
             <w:color w:val="0000EE"/>
             <w:u w:val="single"/>
           </w:rPr>
-          <w:t>10:19</w:t>
-        </w:r>
-      </w:hyperlink>
-      <w:r>
-        <w:rPr>
-          <w:lang w:val="zh_TW" w:bidi="zh_TW"/>
-        </w:rPr>
-        <w:t>，</w:t>
-      </w:r>
-      <w:hyperlink r:id="rId39">
-        <w:r>
-          <w:rPr>
-            <w:lang w:val="zh_TW" w:bidi="zh_TW"/>
-          </w:rPr>
-          <w:rPr>
-            <w:color w:val="0000EE"/>
-            <w:u w:val="single"/>
-          </w:rPr>
-          <w:t>17:1</w:t>
-        </w:r>
-      </w:hyperlink>
-      <w:r>
-        <w:rPr>
-          <w:lang w:val="zh_TW" w:bidi="zh_TW"/>
-        </w:rPr>
-        <w:t>，</w:t>
-      </w:r>
-      <w:hyperlink r:id="rId40">
-        <w:r>
-          <w:rPr>
-            <w:lang w:val="zh_TW" w:bidi="zh_TW"/>
-          </w:rPr>
-          <w:rPr>
-            <w:color w:val="0000EE"/>
-            <w:u w:val="single"/>
-          </w:rPr>
-          <w:t>21:32</w:t>
+          <w:t>10:14–29</w:t>
         </w:r>
       </w:hyperlink>
       <w:r>
@@ -886,9 +555,9 @@
         <w:rPr>
           <w:lang w:val="zh_TW" w:bidi="zh_TW"/>
         </w:rPr>
-        <w:t>儘管如此，舊約有時也暗示人可以從墳墓得拯救（見</w:t>
-      </w:r>
-      <w:hyperlink r:id="rId41">
+        <w:t>所羅門獲得廣博的知識 （</w:t>
+      </w:r>
+      <w:hyperlink r:id="rId23">
         <w:r>
           <w:rPr>
             <w:lang w:val="zh_TW" w:bidi="zh_TW"/>
@@ -897,16 +566,28 @@
             <w:color w:val="0000EE"/>
             <w:u w:val="single"/>
           </w:rPr>
-          <w:t>撒上2:6</w:t>
+          <w:t>4:29–33</w:t>
         </w:r>
       </w:hyperlink>
       <w:r>
         <w:rPr>
           <w:lang w:val="zh_TW" w:bidi="zh_TW"/>
         </w:rPr>
-        <w:t>；</w:t>
-      </w:r>
-      <w:hyperlink r:id="rId42">
+        <w:t>）。他寫下箴言（</w:t>
+      </w:r>
+      <w:r>
+        <w:rPr>
+          <w:lang w:val="zh_TW" w:bidi="zh_TW"/>
+        </w:rPr>
+        <w:t>箴言的大部分內容</w:t>
+      </w:r>
+      <w:r>
+        <w:rPr>
+          <w:lang w:val="zh_TW" w:bidi="zh_TW"/>
+        </w:rPr>
+        <w:t>）和詩歌 （</w:t>
+      </w:r>
+      <w:hyperlink r:id="rId24">
         <w:r>
           <w:rPr>
             <w:lang w:val="zh_TW" w:bidi="zh_TW"/>
@@ -915,7 +596,7 @@
             <w:color w:val="0000EE"/>
             <w:u w:val="single"/>
           </w:rPr>
-          <w:t>詩16:10–11</w:t>
+          <w:t>詩72</w:t>
         </w:r>
       </w:hyperlink>
       <w:r>
@@ -924,7 +605,7 @@
         </w:rPr>
         <w:t>，</w:t>
       </w:r>
-      <w:hyperlink r:id="rId43">
+      <w:hyperlink r:id="rId25">
         <w:r>
           <w:rPr>
             <w:lang w:val="zh_TW" w:bidi="zh_TW"/>
@@ -933,16 +614,16 @@
             <w:color w:val="0000EE"/>
             <w:u w:val="single"/>
           </w:rPr>
-          <w:t>30:3</w:t>
+          <w:t>127</w:t>
         </w:r>
       </w:hyperlink>
       <w:r>
         <w:rPr>
           <w:lang w:val="zh_TW" w:bidi="zh_TW"/>
         </w:rPr>
-        <w:t>，</w:t>
-      </w:r>
-      <w:hyperlink r:id="rId44">
+        <w:t>），也寫下愛情詩（見雅歌）和哲學作品（見傳道書）。他運用智慧來建造聖殿 （</w:t>
+      </w:r>
+      <w:hyperlink r:id="rId26">
         <w:r>
           <w:rPr>
             <w:lang w:val="zh_TW" w:bidi="zh_TW"/>
@@ -951,16 +632,28 @@
             <w:color w:val="0000EE"/>
             <w:u w:val="single"/>
           </w:rPr>
-          <w:t>49:15</w:t>
+          <w:t>代下2:12</w:t>
         </w:r>
       </w:hyperlink>
       <w:r>
         <w:rPr>
           <w:lang w:val="zh_TW" w:bidi="zh_TW"/>
         </w:rPr>
-        <w:t>，</w:t>
-      </w:r>
-      <w:hyperlink r:id="rId45">
+        <w:t>）</w:t>
+      </w:r>
+      <w:r>
+        <w:rPr>
+          <w:lang w:val="zh_TW" w:bidi="zh_TW"/>
+        </w:rPr>
+        <w:t>，就像比撒列曾得到智慧來建造會幕一樣</w:t>
+      </w:r>
+      <w:r>
+        <w:rPr>
+          <w:lang w:val="zh_TW" w:bidi="zh_TW"/>
+        </w:rPr>
+        <w:t>（</w:t>
+      </w:r>
+      <w:hyperlink r:id="rId27">
         <w:r>
           <w:rPr>
             <w:lang w:val="zh_TW" w:bidi="zh_TW"/>
@@ -969,151 +662,7 @@
             <w:color w:val="0000EE"/>
             <w:u w:val="single"/>
           </w:rPr>
-          <w:t>56:13</w:t>
-        </w:r>
-      </w:hyperlink>
-      <w:r>
-        <w:rPr>
-          <w:lang w:val="zh_TW" w:bidi="zh_TW"/>
-        </w:rPr>
-        <w:t>，</w:t>
-      </w:r>
-      <w:hyperlink r:id="rId46">
-        <w:r>
-          <w:rPr>
-            <w:lang w:val="zh_TW" w:bidi="zh_TW"/>
-          </w:rPr>
-          <w:rPr>
-            <w:color w:val="0000EE"/>
-            <w:u w:val="single"/>
-          </w:rPr>
-          <w:t>73:24–26</w:t>
-        </w:r>
-      </w:hyperlink>
-      <w:r>
-        <w:rPr>
-          <w:lang w:val="zh_TW" w:bidi="zh_TW"/>
-        </w:rPr>
-        <w:t>，</w:t>
-      </w:r>
-      <w:hyperlink r:id="rId47">
-        <w:r>
-          <w:rPr>
-            <w:lang w:val="zh_TW" w:bidi="zh_TW"/>
-          </w:rPr>
-          <w:rPr>
-            <w:color w:val="0000EE"/>
-            <w:u w:val="single"/>
-          </w:rPr>
-          <w:t>86:13</w:t>
-        </w:r>
-      </w:hyperlink>
-      <w:r>
-        <w:rPr>
-          <w:lang w:val="zh_TW" w:bidi="zh_TW"/>
-        </w:rPr>
-        <w:t>，</w:t>
-      </w:r>
-      <w:hyperlink r:id="rId48">
-        <w:r>
-          <w:rPr>
-            <w:lang w:val="zh_TW" w:bidi="zh_TW"/>
-          </w:rPr>
-          <w:rPr>
-            <w:color w:val="0000EE"/>
-            <w:u w:val="single"/>
-          </w:rPr>
-          <w:t>139:7–10</w:t>
-        </w:r>
-      </w:hyperlink>
-      <w:r>
-        <w:rPr>
-          <w:lang w:val="zh_TW" w:bidi="zh_TW"/>
-        </w:rPr>
-        <w:t>；</w:t>
-      </w:r>
-      <w:hyperlink r:id="rId49">
-        <w:r>
-          <w:rPr>
-            <w:lang w:val="zh_TW" w:bidi="zh_TW"/>
-          </w:rPr>
-          <w:rPr>
-            <w:color w:val="0000EE"/>
-            <w:u w:val="single"/>
-          </w:rPr>
-          <w:t>賽26:19</w:t>
-        </w:r>
-      </w:hyperlink>
-      <w:r>
-        <w:rPr>
-          <w:lang w:val="zh_TW" w:bidi="zh_TW"/>
-        </w:rPr>
-        <w:t>）。約伯曾盼望陰間能緩解他的痛苦（</w:t>
-      </w:r>
-      <w:hyperlink r:id="rId50">
-        <w:r>
-          <w:rPr>
-            <w:lang w:val="zh_TW" w:bidi="zh_TW"/>
-          </w:rPr>
-          <w:rPr>
-            <w:color w:val="0000EE"/>
-            <w:u w:val="single"/>
-          </w:rPr>
-          <w:t>伯3:13–22</w:t>
-        </w:r>
-      </w:hyperlink>
-      <w:r>
-        <w:rPr>
-          <w:lang w:val="zh_TW" w:bidi="zh_TW"/>
-        </w:rPr>
-        <w:t>，</w:t>
-      </w:r>
-      <w:hyperlink r:id="rId51">
-        <w:r>
-          <w:rPr>
-            <w:lang w:val="zh_TW" w:bidi="zh_TW"/>
-          </w:rPr>
-          <w:rPr>
-            <w:color w:val="0000EE"/>
-            <w:u w:val="single"/>
-          </w:rPr>
-          <w:t>14:13–17</w:t>
-        </w:r>
-      </w:hyperlink>
-      <w:r>
-        <w:rPr>
-          <w:lang w:val="zh_TW" w:bidi="zh_TW"/>
-        </w:rPr>
-        <w:t>），並且他渴望有一位救贖主能在他死後為他辯護（</w:t>
-      </w:r>
-      <w:hyperlink r:id="rId52">
-        <w:r>
-          <w:rPr>
-            <w:lang w:val="zh_TW" w:bidi="zh_TW"/>
-          </w:rPr>
-          <w:rPr>
-            <w:color w:val="0000EE"/>
-            <w:u w:val="single"/>
-          </w:rPr>
-          <w:t>19:25–26</w:t>
-        </w:r>
-      </w:hyperlink>
-      <w:r>
-        <w:rPr>
-          <w:lang w:val="zh_TW" w:bidi="zh_TW"/>
-        </w:rPr>
-        <w:t>）。然而，唯有新約才完全應許，人能從死亡中得著救贖（</w:t>
-      </w:r>
-      <w:hyperlink r:id="rId53">
-        <w:r>
-          <w:rPr>
-            <w:lang w:val="zh_TW" w:bidi="zh_TW"/>
-          </w:rPr>
-          <w:rPr>
-            <w:color w:val="0000EE"/>
-            <w:u w:val="single"/>
-          </w:rPr>
-          <w:t>林前15:50–58</w:t>
+          <w:t>出31:1–3</w:t>
         </w:r>
       </w:hyperlink>
       <w:r>
@@ -1132,10 +681,165 @@
       </w:r>
       <w:r>
         <w:rPr>
-          <w:u w:val="single"/>
-          <w:lang w:val="zh_TW" w:bidi="zh_TW"/>
-        </w:rPr>
-        <w:t>進深研究的經文段落</w:t>
+          <w:lang w:val="zh_TW" w:bidi="zh_TW"/>
+        </w:rPr>
+        <w:t>耶穌強調所羅門的智慧極其出眾，並對聽眾說：「</w:t>
+      </w:r>
+      <w:r>
+        <w:rPr>
+          <w:lang w:val="zh_TW" w:bidi="zh_TW"/>
+        </w:rPr>
+        <w:t>在這裏有一人比所羅門更大</w:t>
+      </w:r>
+      <w:r>
+        <w:rPr>
+          <w:lang w:val="zh_TW" w:bidi="zh_TW"/>
+        </w:rPr>
+        <w:t>」（</w:t>
+      </w:r>
+      <w:hyperlink r:id="rId28">
+        <w:r>
+          <w:rPr>
+            <w:lang w:val="zh_TW" w:bidi="zh_TW"/>
+          </w:rPr>
+          <w:rPr>
+            <w:color w:val="0000EE"/>
+            <w:u w:val="single"/>
+          </w:rPr>
+          <w:t>太12:42</w:t>
+        </w:r>
+      </w:hyperlink>
+      <w:r>
+        <w:rPr>
+          <w:lang w:val="zh_TW" w:bidi="zh_TW"/>
+        </w:rPr>
+        <w:t>）。</w:t>
+      </w:r>
+      <w:r>
+        <w:rPr>
+          <w:lang w:val="zh_TW" w:bidi="zh_TW"/>
+        </w:rPr>
+        <w:t>耶穌就是神的真智慧，</w:t>
+      </w:r>
+      <w:r>
+        <w:rPr>
+          <w:lang w:val="zh_TW" w:bidi="zh_TW"/>
+        </w:rPr>
+        <w:t>人唯有在</w:t>
+      </w:r>
+      <w:r>
+        <w:rPr>
+          <w:lang w:val="zh_TW" w:bidi="zh_TW"/>
+        </w:rPr>
+        <w:t>祂裡面</w:t>
+      </w:r>
+      <w:r>
+        <w:rPr>
+          <w:lang w:val="zh_TW" w:bidi="zh_TW"/>
+        </w:rPr>
+        <w:t>才</w:t>
+      </w:r>
+      <w:r>
+        <w:rPr>
+          <w:lang w:val="zh_TW" w:bidi="zh_TW"/>
+        </w:rPr>
+        <w:t>能找到終極的智慧</w:t>
+      </w:r>
+      <w:r>
+        <w:rPr>
+          <w:lang w:val="zh_TW" w:bidi="zh_TW"/>
+        </w:rPr>
+        <w:t>（</w:t>
+      </w:r>
+      <w:hyperlink r:id="rId29">
+        <w:r>
+          <w:rPr>
+            <w:lang w:val="zh_TW" w:bidi="zh_TW"/>
+          </w:rPr>
+          <w:rPr>
+            <w:color w:val="0000EE"/>
+            <w:u w:val="single"/>
+          </w:rPr>
+          <w:t>林前1:24</w:t>
+        </w:r>
+      </w:hyperlink>
+      <w:r>
+        <w:rPr>
+          <w:lang w:val="zh_TW" w:bidi="zh_TW"/>
+        </w:rPr>
+        <w:t>）。真正有智慧的生命，是以耶穌基督與聖經真理為中心的（</w:t>
+      </w:r>
+      <w:hyperlink r:id="rId30">
+        <w:r>
+          <w:rPr>
+            <w:lang w:val="zh_TW" w:bidi="zh_TW"/>
+          </w:rPr>
+          <w:rPr>
+            <w:color w:val="0000EE"/>
+            <w:u w:val="single"/>
+          </w:rPr>
+          <w:t>林前1:18–25</w:t>
+        </w:r>
+      </w:hyperlink>
+      <w:r>
+        <w:rPr>
+          <w:lang w:val="zh_TW" w:bidi="zh_TW"/>
+        </w:rPr>
+        <w:t>；</w:t>
+      </w:r>
+      <w:hyperlink r:id="rId31">
+        <w:r>
+          <w:rPr>
+            <w:lang w:val="zh_TW" w:bidi="zh_TW"/>
+          </w:rPr>
+          <w:rPr>
+            <w:color w:val="0000EE"/>
+            <w:u w:val="single"/>
+          </w:rPr>
+          <w:t>西3:16</w:t>
+        </w:r>
+      </w:hyperlink>
+      <w:r>
+        <w:rPr>
+          <w:lang w:val="zh_TW" w:bidi="zh_TW"/>
+        </w:rPr>
+        <w:t>；</w:t>
+      </w:r>
+      <w:hyperlink r:id="rId32">
+        <w:r>
+          <w:rPr>
+            <w:lang w:val="zh_TW" w:bidi="zh_TW"/>
+          </w:rPr>
+          <w:rPr>
+            <w:color w:val="0000EE"/>
+            <w:u w:val="single"/>
+          </w:rPr>
+          <w:t>彼後3:18</w:t>
+        </w:r>
+      </w:hyperlink>
+      <w:r>
+        <w:rPr>
+          <w:lang w:val="zh_TW" w:bidi="zh_TW"/>
+        </w:rPr>
+        <w:t>；</w:t>
+      </w:r>
+      <w:hyperlink r:id="rId33">
+        <w:r>
+          <w:rPr>
+            <w:lang w:val="zh_TW" w:bidi="zh_TW"/>
+          </w:rPr>
+          <w:rPr>
+            <w:color w:val="0000EE"/>
+            <w:u w:val="single"/>
+          </w:rPr>
+          <w:t>提後3:14–17</w:t>
+        </w:r>
+      </w:hyperlink>
+      <w:r>
+        <w:rPr>
+          <w:lang w:val="zh_TW" w:bidi="zh_TW"/>
+        </w:rPr>
+        <w:t>）。</w:t>
       </w:r>
     </w:p>
     <w:p>
@@ -1145,477 +849,12 @@
           <w:lang w:val="zh_TW" w:bidi="zh_TW"/>
         </w:rPr>
       </w:r>
-      <w:hyperlink r:id="rId41">
-        <w:r>
-          <w:rPr>
-            <w:lang w:val="zh_TW" w:bidi="zh_TW"/>
-          </w:rPr>
-          <w:rPr>
-            <w:color w:val="0000EE"/>
-            <w:u w:val="single"/>
-          </w:rPr>
-          <w:t>撒上2:6</w:t>
-        </w:r>
-      </w:hyperlink>
-      <w:r>
-        <w:rPr>
-          <w:lang w:val="zh_TW" w:bidi="zh_TW"/>
-        </w:rPr>
-        <w:t>，</w:t>
-      </w:r>
-      <w:hyperlink r:id="rId54">
-        <w:r>
-          <w:rPr>
-            <w:lang w:val="zh_TW" w:bidi="zh_TW"/>
-          </w:rPr>
-          <w:rPr>
-            <w:color w:val="0000EE"/>
-            <w:u w:val="single"/>
-          </w:rPr>
-          <w:t>28:11–15</w:t>
-        </w:r>
-      </w:hyperlink>
-      <w:r>
-        <w:rPr>
-          <w:lang w:val="zh_TW" w:bidi="zh_TW"/>
-        </w:rPr>
-        <w:t>；</w:t>
-      </w:r>
-      <w:hyperlink r:id="rId55">
-        <w:r>
-          <w:rPr>
-            <w:lang w:val="zh_TW" w:bidi="zh_TW"/>
-          </w:rPr>
-          <w:rPr>
-            <w:color w:val="0000EE"/>
-            <w:u w:val="single"/>
-          </w:rPr>
-          <w:t>王上17:20–22</w:t>
-        </w:r>
-      </w:hyperlink>
-      <w:r>
-        <w:rPr>
-          <w:lang w:val="zh_TW" w:bidi="zh_TW"/>
-        </w:rPr>
-        <w:t>；</w:t>
-      </w:r>
-      <w:hyperlink r:id="rId56">
-        <w:r>
-          <w:rPr>
-            <w:lang w:val="zh_TW" w:bidi="zh_TW"/>
-          </w:rPr>
-          <w:rPr>
-            <w:color w:val="0000EE"/>
-            <w:u w:val="single"/>
-          </w:rPr>
-          <w:t>王下4:32–35</w:t>
-        </w:r>
-      </w:hyperlink>
-      <w:r>
-        <w:rPr>
-          <w:lang w:val="zh_TW" w:bidi="zh_TW"/>
-        </w:rPr>
-        <w:t>；</w:t>
-      </w:r>
-      <w:hyperlink r:id="rId50">
-        <w:r>
-          <w:rPr>
-            <w:lang w:val="zh_TW" w:bidi="zh_TW"/>
-          </w:rPr>
-          <w:rPr>
-            <w:color w:val="0000EE"/>
-            <w:u w:val="single"/>
-          </w:rPr>
-          <w:t>伯3:13–22</w:t>
-        </w:r>
-      </w:hyperlink>
-      <w:r>
-        <w:rPr>
-          <w:lang w:val="zh_TW" w:bidi="zh_TW"/>
-        </w:rPr>
-        <w:t>，</w:t>
-      </w:r>
-      <w:hyperlink r:id="rId22">
-        <w:r>
-          <w:rPr>
-            <w:lang w:val="zh_TW" w:bidi="zh_TW"/>
-          </w:rPr>
-          <w:rPr>
-            <w:color w:val="0000EE"/>
-            <w:u w:val="single"/>
-          </w:rPr>
-          <w:t>7:9</w:t>
-        </w:r>
-      </w:hyperlink>
-      <w:r>
-        <w:rPr>
-          <w:lang w:val="zh_TW" w:bidi="zh_TW"/>
-        </w:rPr>
-        <w:t>，</w:t>
-      </w:r>
-      <w:hyperlink r:id="rId51">
-        <w:r>
-          <w:rPr>
-            <w:lang w:val="zh_TW" w:bidi="zh_TW"/>
-          </w:rPr>
-          <w:rPr>
-            <w:color w:val="0000EE"/>
-            <w:u w:val="single"/>
-          </w:rPr>
-          <w:t>14:13–17</w:t>
-        </w:r>
-      </w:hyperlink>
-      <w:r>
-        <w:rPr>
-          <w:lang w:val="zh_TW" w:bidi="zh_TW"/>
-        </w:rPr>
-        <w:t>，</w:t>
-      </w:r>
-      <w:hyperlink r:id="rId57">
-        <w:r>
-          <w:rPr>
-            <w:lang w:val="zh_TW" w:bidi="zh_TW"/>
-          </w:rPr>
-          <w:rPr>
-            <w:color w:val="0000EE"/>
-            <w:u w:val="single"/>
-          </w:rPr>
-          <w:t>17:13–16</w:t>
-        </w:r>
-      </w:hyperlink>
-      <w:r>
-        <w:rPr>
-          <w:lang w:val="zh_TW" w:bidi="zh_TW"/>
-        </w:rPr>
-        <w:t>，</w:t>
-      </w:r>
-      <w:hyperlink r:id="rId58">
-        <w:r>
-          <w:rPr>
-            <w:lang w:val="zh_TW" w:bidi="zh_TW"/>
-          </w:rPr>
-          <w:rPr>
-            <w:color w:val="0000EE"/>
-            <w:u w:val="single"/>
-          </w:rPr>
-          <w:t>19:25–27</w:t>
-        </w:r>
-      </w:hyperlink>
-      <w:r>
-        <w:rPr>
-          <w:lang w:val="zh_TW" w:bidi="zh_TW"/>
-        </w:rPr>
-        <w:t>；</w:t>
-      </w:r>
-      <w:hyperlink r:id="rId59">
-        <w:r>
-          <w:rPr>
-            <w:lang w:val="zh_TW" w:bidi="zh_TW"/>
-          </w:rPr>
-          <w:rPr>
-            <w:color w:val="0000EE"/>
-            <w:u w:val="single"/>
-          </w:rPr>
-          <w:t>詩6:5</w:t>
-        </w:r>
-      </w:hyperlink>
-      <w:r>
-        <w:rPr>
-          <w:lang w:val="zh_TW" w:bidi="zh_TW"/>
-        </w:rPr>
-        <w:t>，</w:t>
-      </w:r>
-      <w:hyperlink r:id="rId42">
-        <w:r>
-          <w:rPr>
-            <w:lang w:val="zh_TW" w:bidi="zh_TW"/>
-          </w:rPr>
-          <w:rPr>
-            <w:color w:val="0000EE"/>
-            <w:u w:val="single"/>
-          </w:rPr>
-          <w:t>16:10–11</w:t>
-        </w:r>
-      </w:hyperlink>
-      <w:r>
-        <w:rPr>
-          <w:lang w:val="zh_TW" w:bidi="zh_TW"/>
-        </w:rPr>
-        <w:t>，</w:t>
-      </w:r>
-      <w:hyperlink r:id="rId60">
-        <w:r>
-          <w:rPr>
-            <w:lang w:val="zh_TW" w:bidi="zh_TW"/>
-          </w:rPr>
-          <w:rPr>
-            <w:color w:val="0000EE"/>
-            <w:u w:val="single"/>
-          </w:rPr>
-          <w:t>17:15</w:t>
-        </w:r>
-      </w:hyperlink>
-      <w:r>
-        <w:rPr>
-          <w:lang w:val="zh_TW" w:bidi="zh_TW"/>
-        </w:rPr>
-        <w:t>，</w:t>
-      </w:r>
-      <w:hyperlink r:id="rId44">
-        <w:r>
-          <w:rPr>
-            <w:lang w:val="zh_TW" w:bidi="zh_TW"/>
-          </w:rPr>
-          <w:rPr>
-            <w:color w:val="0000EE"/>
-            <w:u w:val="single"/>
-          </w:rPr>
-          <w:t>49:15</w:t>
-        </w:r>
-      </w:hyperlink>
-      <w:r>
-        <w:rPr>
-          <w:lang w:val="zh_TW" w:bidi="zh_TW"/>
-        </w:rPr>
-        <w:t>，</w:t>
-      </w:r>
-      <w:hyperlink r:id="rId47">
-        <w:r>
-          <w:rPr>
-            <w:lang w:val="zh_TW" w:bidi="zh_TW"/>
-          </w:rPr>
-          <w:rPr>
-            <w:color w:val="0000EE"/>
-            <w:u w:val="single"/>
-          </w:rPr>
-          <w:t>86:13</w:t>
-        </w:r>
-      </w:hyperlink>
-      <w:r>
-        <w:rPr>
-          <w:lang w:val="zh_TW" w:bidi="zh_TW"/>
-        </w:rPr>
-        <w:t>，</w:t>
-      </w:r>
-      <w:hyperlink r:id="rId61">
-        <w:r>
-          <w:rPr>
-            <w:lang w:val="zh_TW" w:bidi="zh_TW"/>
-          </w:rPr>
-          <w:rPr>
-            <w:color w:val="0000EE"/>
-            <w:u w:val="single"/>
-          </w:rPr>
-          <w:t>88:11</w:t>
-        </w:r>
-      </w:hyperlink>
-      <w:r>
-        <w:rPr>
-          <w:lang w:val="zh_TW" w:bidi="zh_TW"/>
-        </w:rPr>
-        <w:t>，</w:t>
-      </w:r>
-      <w:hyperlink r:id="rId62">
-        <w:r>
-          <w:rPr>
-            <w:lang w:val="zh_TW" w:bidi="zh_TW"/>
-          </w:rPr>
-          <w:rPr>
-            <w:color w:val="0000EE"/>
-            <w:u w:val="single"/>
-          </w:rPr>
-          <w:t>139:8</w:t>
-        </w:r>
-      </w:hyperlink>
-      <w:r>
-        <w:rPr>
-          <w:lang w:val="zh_TW" w:bidi="zh_TW"/>
-        </w:rPr>
-        <w:t>，</w:t>
-      </w:r>
-      <w:hyperlink r:id="rId63">
-        <w:r>
-          <w:rPr>
-            <w:lang w:val="zh_TW" w:bidi="zh_TW"/>
-          </w:rPr>
-          <w:rPr>
-            <w:color w:val="0000EE"/>
-            <w:u w:val="single"/>
-          </w:rPr>
-          <w:t>141:7</w:t>
-        </w:r>
-      </w:hyperlink>
-      <w:r>
-        <w:rPr>
-          <w:lang w:val="zh_TW" w:bidi="zh_TW"/>
-        </w:rPr>
-        <w:t>；</w:t>
-      </w:r>
-      <w:hyperlink r:id="rId64">
-        <w:r>
-          <w:rPr>
-            <w:lang w:val="zh_TW" w:bidi="zh_TW"/>
-          </w:rPr>
-          <w:rPr>
-            <w:color w:val="0000EE"/>
-            <w:u w:val="single"/>
-          </w:rPr>
-          <w:t>箴1:12</w:t>
-        </w:r>
-      </w:hyperlink>
-      <w:r>
-        <w:rPr>
-          <w:lang w:val="zh_TW" w:bidi="zh_TW"/>
-        </w:rPr>
-        <w:t>，</w:t>
-      </w:r>
-      <w:hyperlink r:id="rId65">
-        <w:r>
-          <w:rPr>
-            <w:lang w:val="zh_TW" w:bidi="zh_TW"/>
-          </w:rPr>
-          <w:rPr>
-            <w:color w:val="0000EE"/>
-            <w:u w:val="single"/>
-          </w:rPr>
-          <w:t>15:11</w:t>
-        </w:r>
-      </w:hyperlink>
-      <w:r>
-        <w:rPr>
-          <w:lang w:val="zh_TW" w:bidi="zh_TW"/>
-        </w:rPr>
-        <w:t>；</w:t>
-      </w:r>
-      <w:hyperlink r:id="rId49">
-        <w:r>
-          <w:rPr>
-            <w:lang w:val="zh_TW" w:bidi="zh_TW"/>
-          </w:rPr>
-          <w:rPr>
-            <w:color w:val="0000EE"/>
-            <w:u w:val="single"/>
-          </w:rPr>
-          <w:t>賽26:19</w:t>
-        </w:r>
-      </w:hyperlink>
-      <w:r>
-        <w:rPr>
-          <w:lang w:val="zh_TW" w:bidi="zh_TW"/>
-        </w:rPr>
-        <w:t>，</w:t>
-      </w:r>
-      <w:hyperlink r:id="rId23">
-        <w:r>
-          <w:rPr>
-            <w:lang w:val="zh_TW" w:bidi="zh_TW"/>
-          </w:rPr>
-          <w:rPr>
-            <w:color w:val="0000EE"/>
-            <w:u w:val="single"/>
-          </w:rPr>
-          <w:t>38:18</w:t>
-        </w:r>
-      </w:hyperlink>
-      <w:r>
-        <w:rPr>
-          <w:lang w:val="zh_TW" w:bidi="zh_TW"/>
-        </w:rPr>
-        <w:t>；</w:t>
-      </w:r>
-      <w:hyperlink r:id="rId13">
-        <w:r>
-          <w:rPr>
-            <w:lang w:val="zh_TW" w:bidi="zh_TW"/>
-          </w:rPr>
-          <w:rPr>
-            <w:color w:val="0000EE"/>
-            <w:u w:val="single"/>
-          </w:rPr>
-          <w:t>結26:20</w:t>
-        </w:r>
-      </w:hyperlink>
-      <w:r>
-        <w:rPr>
-          <w:lang w:val="zh_TW" w:bidi="zh_TW"/>
-        </w:rPr>
-        <w:t>；</w:t>
-      </w:r>
-      <w:hyperlink r:id="rId66">
-        <w:r>
-          <w:rPr>
-            <w:lang w:val="zh_TW" w:bidi="zh_TW"/>
-          </w:rPr>
-          <w:rPr>
-            <w:color w:val="0000EE"/>
-            <w:u w:val="single"/>
-          </w:rPr>
-          <w:t>太22:31–32</w:t>
-        </w:r>
-      </w:hyperlink>
-      <w:r>
-        <w:rPr>
-          <w:lang w:val="zh_TW" w:bidi="zh_TW"/>
-        </w:rPr>
-        <w:t>；</w:t>
-      </w:r>
-      <w:hyperlink r:id="rId67">
-        <w:r>
-          <w:rPr>
-            <w:lang w:val="zh_TW" w:bidi="zh_TW"/>
-          </w:rPr>
-          <w:rPr>
-            <w:color w:val="0000EE"/>
-            <w:u w:val="single"/>
-          </w:rPr>
-          <w:t>羅8:23</w:t>
-        </w:r>
-      </w:hyperlink>
-      <w:r>
-        <w:rPr>
-          <w:lang w:val="zh_TW" w:bidi="zh_TW"/>
-        </w:rPr>
-        <w:t>；</w:t>
-      </w:r>
-      <w:hyperlink r:id="rId53">
-        <w:r>
-          <w:rPr>
-            <w:lang w:val="zh_TW" w:bidi="zh_TW"/>
-          </w:rPr>
-          <w:rPr>
-            <w:color w:val="0000EE"/>
-            <w:u w:val="single"/>
-          </w:rPr>
-          <w:t>林前15:50–58</w:t>
-        </w:r>
-      </w:hyperlink>
-      <w:r>
-        <w:rPr>
-          <w:lang w:val="zh_TW" w:bidi="zh_TW"/>
-        </w:rPr>
-        <w:t>；</w:t>
-      </w:r>
-      <w:hyperlink r:id="rId68">
-        <w:r>
-          <w:rPr>
-            <w:lang w:val="zh_TW" w:bidi="zh_TW"/>
-          </w:rPr>
-          <w:rPr>
-            <w:color w:val="0000EE"/>
-            <w:u w:val="single"/>
-          </w:rPr>
-          <w:t>腓3:21</w:t>
-        </w:r>
-      </w:hyperlink>
-      <w:r>
-        <w:rPr>
-          <w:lang w:val="zh_TW" w:bidi="zh_TW"/>
-        </w:rPr>
-      </w:r>
-      <w:r>
-        <w:rPr>
-          <w:lang w:val="zh_TW" w:bidi="zh_TW"/>
-        </w:rPr>
+      <w:r>
+        <w:rPr>
+          <w:u w:val="single"/>
+          <w:lang w:val="zh_TW" w:bidi="zh_TW"/>
+        </w:rPr>
+        <w:t>進深研究的經文段落</w:t>
       </w:r>
     </w:p>
     <w:p>
@@ -1625,37 +864,7 @@
           <w:lang w:val="zh_TW" w:bidi="zh_TW"/>
         </w:rPr>
       </w:r>
-    </w:p>
-    <w:p>
-      <w:pPr>
-        <w:pStyle w:val="Heading2"/>
-      </w:pPr>
-      <w:r>
-        <w:rPr>
-          <w:lang w:val="zh_TW" w:bidi="zh_TW"/>
-        </w:rPr>
-        <w:t>死人復活</w:t>
-      </w:r>
-      <w:r>
-        <w:rPr>
-          <w:lang w:val="zh_TW" w:bidi="zh_TW"/>
-        </w:rPr>
-      </w:r>
-    </w:p>
-    <w:p>
-      <w:pPr/>
-      <w:r>
-        <w:rPr>
-          <w:lang w:val="zh_TW" w:bidi="zh_TW"/>
-        </w:rPr>
-      </w:r>
-      <w:r>
-        <w:rPr>
-          <w:lang w:val="zh_TW" w:bidi="zh_TW"/>
-        </w:rPr>
-        <w:t>耶穌曾談論將來所有人的復活。神將使所有人復活，或是進入永生，或是接受審判（</w:t>
-      </w:r>
-      <w:hyperlink r:id="rId69">
+      <w:hyperlink r:id="rId34">
         <w:r>
           <w:rPr>
             <w:lang w:val="zh_TW" w:bidi="zh_TW"/>
@@ -1664,7 +873,7 @@
             <w:color w:val="0000EE"/>
             <w:u w:val="single"/>
           </w:rPr>
-          <w:t>可12:26–27</w:t>
+          <w:t>出31:1–6</w:t>
         </w:r>
       </w:hyperlink>
       <w:r>
@@ -1673,7 +882,7 @@
         </w:rPr>
         <w:t>；</w:t>
       </w:r>
-      <w:hyperlink r:id="rId70">
+      <w:hyperlink r:id="rId35">
         <w:r>
           <w:rPr>
             <w:lang w:val="zh_TW" w:bidi="zh_TW"/>
@@ -1682,7 +891,7 @@
             <w:color w:val="0000EE"/>
             <w:u w:val="single"/>
           </w:rPr>
-          <w:t>約5:28–29</w:t>
+          <w:t>王上3:5–14</w:t>
         </w:r>
       </w:hyperlink>
       <w:r>
@@ -1691,7 +900,7 @@
         </w:rPr>
         <w:t>，</w:t>
       </w:r>
-      <w:hyperlink r:id="rId71">
+      <w:hyperlink r:id="rId16">
         <w:r>
           <w:rPr>
             <w:lang w:val="zh_TW" w:bidi="zh_TW"/>
@@ -1700,16 +909,16 @@
             <w:color w:val="0000EE"/>
             <w:u w:val="single"/>
           </w:rPr>
-          <w:t>6:39–40</w:t>
+          <w:t>3:16–28</w:t>
         </w:r>
       </w:hyperlink>
       <w:r>
         <w:rPr>
           <w:lang w:val="zh_TW" w:bidi="zh_TW"/>
         </w:rPr>
-        <w:t>、</w:t>
-      </w:r>
-      <w:hyperlink r:id="rId72">
+        <w:t>，</w:t>
+      </w:r>
+      <w:hyperlink r:id="rId36">
         <w:r>
           <w:rPr>
             <w:lang w:val="zh_TW" w:bidi="zh_TW"/>
@@ -1718,16 +927,16 @@
             <w:color w:val="0000EE"/>
             <w:u w:val="single"/>
           </w:rPr>
-          <w:t>44</w:t>
+          <w:t>4:29–34</w:t>
         </w:r>
       </w:hyperlink>
       <w:r>
         <w:rPr>
           <w:lang w:val="zh_TW" w:bidi="zh_TW"/>
         </w:rPr>
-        <w:t>、</w:t>
-      </w:r>
-      <w:hyperlink r:id="rId73">
+        <w:t>，</w:t>
+      </w:r>
+      <w:hyperlink r:id="rId37">
         <w:r>
           <w:rPr>
             <w:lang w:val="zh_TW" w:bidi="zh_TW"/>
@@ -1736,7 +945,7 @@
             <w:color w:val="0000EE"/>
             <w:u w:val="single"/>
           </w:rPr>
-          <w:t>54</w:t>
+          <w:t>5:2–7</w:t>
         </w:r>
       </w:hyperlink>
       <w:r>
@@ -1745,7 +954,7 @@
         </w:rPr>
         <w:t>，</w:t>
       </w:r>
-      <w:hyperlink r:id="rId74">
+      <w:hyperlink r:id="rId38">
         <w:r>
           <w:rPr>
             <w:lang w:val="zh_TW" w:bidi="zh_TW"/>
@@ -1754,16 +963,16 @@
             <w:color w:val="0000EE"/>
             <w:u w:val="single"/>
           </w:rPr>
-          <w:t>11:25–26</w:t>
+          <w:t>10:1–13</w:t>
         </w:r>
       </w:hyperlink>
       <w:r>
         <w:rPr>
           <w:lang w:val="zh_TW" w:bidi="zh_TW"/>
         </w:rPr>
-        <w:t>；另見</w:t>
-      </w:r>
-      <w:hyperlink r:id="rId75">
+        <w:t>；</w:t>
+      </w:r>
+      <w:hyperlink r:id="rId39">
         <w:r>
           <w:rPr>
             <w:lang w:val="zh_TW" w:bidi="zh_TW"/>
@@ -1772,16 +981,16 @@
             <w:color w:val="0000EE"/>
             <w:u w:val="single"/>
           </w:rPr>
-          <w:t>路20:34–36</w:t>
+          <w:t>代下1:7–12</w:t>
         </w:r>
       </w:hyperlink>
       <w:r>
         <w:rPr>
           <w:lang w:val="zh_TW" w:bidi="zh_TW"/>
         </w:rPr>
-        <w:t>）。當耶穌再來時，衪所有的跟隨者都將復活，永遠與衪同在（</w:t>
-      </w:r>
-      <w:hyperlink r:id="rId76">
+        <w:t>；</w:t>
+      </w:r>
+      <w:hyperlink r:id="rId24">
         <w:r>
           <w:rPr>
             <w:lang w:val="zh_TW" w:bidi="zh_TW"/>
@@ -1790,16 +999,16 @@
             <w:color w:val="0000EE"/>
             <w:u w:val="single"/>
           </w:rPr>
-          <w:t>帖前4:13–18</w:t>
+          <w:t>詩72:1–20</w:t>
         </w:r>
       </w:hyperlink>
       <w:r>
         <w:rPr>
           <w:lang w:val="zh_TW" w:bidi="zh_TW"/>
         </w:rPr>
-        <w:t>；另見</w:t>
-      </w:r>
-      <w:hyperlink r:id="rId77">
+        <w:t>，</w:t>
+      </w:r>
+      <w:hyperlink r:id="rId40">
         <w:r>
           <w:rPr>
             <w:lang w:val="zh_TW" w:bidi="zh_TW"/>
@@ -1808,30 +1017,16 @@
             <w:color w:val="0000EE"/>
             <w:u w:val="single"/>
           </w:rPr>
-          <w:t>林後5:1–10</w:t>
+          <w:t>111:10</w:t>
         </w:r>
       </w:hyperlink>
       <w:r>
         <w:rPr>
           <w:lang w:val="zh_TW" w:bidi="zh_TW"/>
         </w:rPr>
-        <w:t>）。</w:t>
-      </w:r>
-    </w:p>
-    <w:p>
-      <w:pPr/>
-      <w:r>
-        <w:rPr>
-          <w:lang w:val="zh_TW" w:bidi="zh_TW"/>
-        </w:rPr>
-      </w:r>
-      <w:r>
-        <w:rPr>
-          <w:lang w:val="zh_TW" w:bidi="zh_TW"/>
-        </w:rPr>
-        <w:t>這種堅定的盼望塑造了早期基督徒的觀點。他們通過專注於將來的生命來忍受苦難（</w:t>
-      </w:r>
-      <w:hyperlink r:id="rId78">
+        <w:t>，</w:t>
+      </w:r>
+      <w:hyperlink r:id="rId25">
         <w:r>
           <w:rPr>
             <w:lang w:val="zh_TW" w:bidi="zh_TW"/>
@@ -1840,16 +1035,16 @@
             <w:color w:val="0000EE"/>
             <w:u w:val="single"/>
           </w:rPr>
-          <w:t>林後4:16–18</w:t>
+          <w:t>127:1–5</w:t>
         </w:r>
       </w:hyperlink>
       <w:r>
         <w:rPr>
           <w:lang w:val="zh_TW" w:bidi="zh_TW"/>
         </w:rPr>
-        <w:t xml:space="preserve">；比較 </w:t>
-      </w:r>
-      <w:hyperlink r:id="rId79">
+        <w:t>；</w:t>
+      </w:r>
+      <w:hyperlink r:id="rId41">
         <w:r>
           <w:rPr>
             <w:lang w:val="zh_TW" w:bidi="zh_TW"/>
@@ -1858,16 +1053,16 @@
             <w:color w:val="0000EE"/>
             <w:u w:val="single"/>
           </w:rPr>
-          <w:t>來12:2</w:t>
+          <w:t>傳12:9–14</w:t>
         </w:r>
       </w:hyperlink>
       <w:r>
         <w:rPr>
           <w:lang w:val="zh_TW" w:bidi="zh_TW"/>
         </w:rPr>
-        <w:t>）。他們盼望耶穌的再來，使他們的身體復活，並期盼永遠與衪同住（</w:t>
-      </w:r>
-      <w:hyperlink r:id="rId80">
+        <w:t>；</w:t>
+      </w:r>
+      <w:hyperlink r:id="rId42">
         <w:r>
           <w:rPr>
             <w:lang w:val="zh_TW" w:bidi="zh_TW"/>
@@ -1876,16 +1071,16 @@
             <w:color w:val="0000EE"/>
             <w:u w:val="single"/>
           </w:rPr>
-          <w:t>彼前1:3–6</w:t>
+          <w:t>賽11:1–5</w:t>
         </w:r>
       </w:hyperlink>
       <w:r>
         <w:rPr>
           <w:lang w:val="zh_TW" w:bidi="zh_TW"/>
         </w:rPr>
-        <w:t>、</w:t>
-      </w:r>
-      <w:hyperlink r:id="rId81">
+        <w:t>；</w:t>
+      </w:r>
+      <w:hyperlink r:id="rId43">
         <w:r>
           <w:rPr>
             <w:lang w:val="zh_TW" w:bidi="zh_TW"/>
@@ -1894,16 +1089,16 @@
             <w:color w:val="0000EE"/>
             <w:u w:val="single"/>
           </w:rPr>
-          <w:t>23</w:t>
+          <w:t>耶9:23–24</w:t>
         </w:r>
       </w:hyperlink>
       <w:r>
         <w:rPr>
           <w:lang w:val="zh_TW" w:bidi="zh_TW"/>
         </w:rPr>
-        <w:t>）。他們的信仰是建基於耶穌自己身體復活的基礎上（</w:t>
-      </w:r>
-      <w:hyperlink r:id="rId82">
+        <w:t>；</w:t>
+      </w:r>
+      <w:hyperlink r:id="rId28">
         <w:r>
           <w:rPr>
             <w:lang w:val="zh_TW" w:bidi="zh_TW"/>
@@ -1912,7 +1107,7 @@
             <w:color w:val="0000EE"/>
             <w:u w:val="single"/>
           </w:rPr>
-          <w:t>林前15:12–20</w:t>
+          <w:t>太12:42</w:t>
         </w:r>
       </w:hyperlink>
       <w:r>
@@ -1921,7 +1116,7 @@
         </w:rPr>
         <w:t>；</w:t>
       </w:r>
-      <w:hyperlink r:id="rId83">
+      <w:hyperlink r:id="rId44">
         <w:r>
           <w:rPr>
             <w:lang w:val="zh_TW" w:bidi="zh_TW"/>
@@ -1930,2224 +1125,7 @@
             <w:color w:val="0000EE"/>
             <w:u w:val="single"/>
           </w:rPr>
-          <w:t>徒4:33</w:t>
-        </w:r>
-      </w:hyperlink>
-      <w:r>
-        <w:rPr>
-          <w:lang w:val="zh_TW" w:bidi="zh_TW"/>
-        </w:rPr>
-        <w:t>；另見</w:t>
-      </w:r>
-      <w:hyperlink r:id="rId84">
-        <w:r>
-          <w:rPr>
-            <w:lang w:val="zh_TW" w:bidi="zh_TW"/>
-          </w:rPr>
-          <w:rPr>
-            <w:color w:val="0000EE"/>
-            <w:u w:val="single"/>
-          </w:rPr>
-          <w:t>林後4:14</w:t>
-        </w:r>
-      </w:hyperlink>
-      <w:r>
-        <w:rPr>
-          <w:lang w:val="zh_TW" w:bidi="zh_TW"/>
-        </w:rPr>
-        <w:t>）。</w:t>
-      </w:r>
-    </w:p>
-    <w:p>
-      <w:pPr/>
-      <w:r>
-        <w:rPr>
-          <w:lang w:val="zh_TW" w:bidi="zh_TW"/>
-        </w:rPr>
-      </w:r>
-      <w:r>
-        <w:rPr>
-          <w:lang w:val="zh_TW" w:bidi="zh_TW"/>
-        </w:rPr>
-        <w:t>復活後的身體將會與我們現在的身體截然不同，我們現在的身體是有限的、軟弱的。 這些新的身體將如同基督自己的復活身體一樣：榮耀、強壯、不朽壞，並且是屬靈的（</w:t>
-      </w:r>
-      <w:hyperlink r:id="rId85">
-        <w:r>
-          <w:rPr>
-            <w:lang w:val="zh_TW" w:bidi="zh_TW"/>
-          </w:rPr>
-          <w:rPr>
-            <w:color w:val="0000EE"/>
-            <w:u w:val="single"/>
-          </w:rPr>
-          <w:t>林前15:35–58</w:t>
-        </w:r>
-      </w:hyperlink>
-      <w:r>
-        <w:rPr>
-          <w:lang w:val="zh_TW" w:bidi="zh_TW"/>
-        </w:rPr>
-        <w:t>）。</w:t>
-      </w:r>
-    </w:p>
-    <w:p>
-      <w:pPr/>
-      <w:r>
-        <w:rPr>
-          <w:lang w:val="zh_TW" w:bidi="zh_TW"/>
-        </w:rPr>
-      </w:r>
-      <w:r>
-        <w:rPr>
-          <w:lang w:val="zh_TW" w:bidi="zh_TW"/>
-        </w:rPr>
-        <w:t>基督徒已與基督聯合，因此他們現在就開始體驗復活的生命。他們與基督「一同復活」，並且「向神在基督耶穌裡，卻當看自己是活的」（</w:t>
-      </w:r>
-      <w:hyperlink r:id="rId86">
-        <w:r>
-          <w:rPr>
-            <w:lang w:val="zh_TW" w:bidi="zh_TW"/>
-          </w:rPr>
-          <w:rPr>
-            <w:color w:val="0000EE"/>
-            <w:u w:val="single"/>
-          </w:rPr>
-          <w:t>羅6:4–11</w:t>
-        </w:r>
-      </w:hyperlink>
-      <w:r>
-        <w:rPr>
-          <w:lang w:val="zh_TW" w:bidi="zh_TW"/>
-        </w:rPr>
-        <w:t>，</w:t>
-      </w:r>
-      <w:hyperlink r:id="rId87">
-        <w:r>
-          <w:rPr>
-            <w:lang w:val="zh_TW" w:bidi="zh_TW"/>
-          </w:rPr>
-          <w:rPr>
-            <w:color w:val="0000EE"/>
-            <w:u w:val="single"/>
-          </w:rPr>
-          <w:t>8:10–11</w:t>
-        </w:r>
-      </w:hyperlink>
-      <w:r>
-        <w:rPr>
-          <w:lang w:val="zh_TW" w:bidi="zh_TW"/>
-        </w:rPr>
-        <w:t>；</w:t>
-      </w:r>
-      <w:hyperlink r:id="rId88">
-        <w:r>
-          <w:rPr>
-            <w:lang w:val="zh_TW" w:bidi="zh_TW"/>
-          </w:rPr>
-          <w:rPr>
-            <w:color w:val="0000EE"/>
-            <w:u w:val="single"/>
-          </w:rPr>
-          <w:t>西2:12</w:t>
-        </w:r>
-      </w:hyperlink>
-      <w:r>
-        <w:rPr>
-          <w:lang w:val="zh_TW" w:bidi="zh_TW"/>
-        </w:rPr>
-        <w:t>）。他們現今的生活專注於天上的屬靈實際，而不是世俗的事物（</w:t>
-      </w:r>
-      <w:hyperlink r:id="rId89">
-        <w:r>
-          <w:rPr>
-            <w:lang w:val="zh_TW" w:bidi="zh_TW"/>
-          </w:rPr>
-          <w:rPr>
-            <w:color w:val="0000EE"/>
-            <w:u w:val="single"/>
-          </w:rPr>
-          <w:t>西3:1–4</w:t>
-        </w:r>
-      </w:hyperlink>
-      <w:r>
-        <w:rPr>
-          <w:lang w:val="zh_TW" w:bidi="zh_TW"/>
-        </w:rPr>
-        <w:t>）。基督徒可以經歷這新生命轉化的大能，使他們脫離罪和死亡的轄制（</w:t>
-      </w:r>
-      <w:hyperlink r:id="rId90">
-        <w:r>
-          <w:rPr>
-            <w:lang w:val="zh_TW" w:bidi="zh_TW"/>
-          </w:rPr>
-          <w:rPr>
-            <w:color w:val="0000EE"/>
-            <w:u w:val="single"/>
-          </w:rPr>
-          <w:t>羅8:1–4</w:t>
-        </w:r>
-      </w:hyperlink>
-      <w:r>
-        <w:rPr>
-          <w:lang w:val="zh_TW" w:bidi="zh_TW"/>
-        </w:rPr>
-        <w:t>）。在所有挑戰中，他們信靠神的復活大能，而不是依靠自己（</w:t>
-      </w:r>
-      <w:hyperlink r:id="rId91">
-        <w:r>
-          <w:rPr>
-            <w:lang w:val="zh_TW" w:bidi="zh_TW"/>
-          </w:rPr>
-          <w:rPr>
-            <w:color w:val="0000EE"/>
-            <w:u w:val="single"/>
-          </w:rPr>
-          <w:t>林後1:9</w:t>
-        </w:r>
-      </w:hyperlink>
-      <w:r>
-        <w:rPr>
-          <w:lang w:val="zh_TW" w:bidi="zh_TW"/>
-        </w:rPr>
-        <w:t>）。</w:t>
-      </w:r>
-    </w:p>
-    <w:p>
-      <w:pPr/>
-      <w:r>
-        <w:rPr>
-          <w:lang w:val="zh_TW" w:bidi="zh_TW"/>
-        </w:rPr>
-      </w:r>
-      <w:r>
-        <w:rPr>
-          <w:u w:val="single"/>
-          <w:lang w:val="zh_TW" w:bidi="zh_TW"/>
-        </w:rPr>
-        <w:t>進深研究的經文段落</w:t>
-      </w:r>
-    </w:p>
-    <w:p>
-      <w:pPr/>
-      <w:r>
-        <w:rPr>
-          <w:lang w:val="zh_TW" w:bidi="zh_TW"/>
-        </w:rPr>
-      </w:r>
-      <w:hyperlink r:id="rId58">
-        <w:r>
-          <w:rPr>
-            <w:lang w:val="zh_TW" w:bidi="zh_TW"/>
-          </w:rPr>
-          <w:rPr>
-            <w:color w:val="0000EE"/>
-            <w:u w:val="single"/>
-          </w:rPr>
-          <w:t>伯19:25–27</w:t>
-        </w:r>
-      </w:hyperlink>
-      <w:r>
-        <w:rPr>
-          <w:lang w:val="zh_TW" w:bidi="zh_TW"/>
-        </w:rPr>
-        <w:t>；</w:t>
-      </w:r>
-      <w:hyperlink r:id="rId92">
-        <w:r>
-          <w:rPr>
-            <w:lang w:val="zh_TW" w:bidi="zh_TW"/>
-          </w:rPr>
-          <w:rPr>
-            <w:color w:val="0000EE"/>
-            <w:u w:val="single"/>
-          </w:rPr>
-          <w:t>詩16:10</w:t>
-        </w:r>
-      </w:hyperlink>
-      <w:r>
-        <w:rPr>
-          <w:lang w:val="zh_TW" w:bidi="zh_TW"/>
-        </w:rPr>
-        <w:t>，</w:t>
-      </w:r>
-      <w:hyperlink r:id="rId44">
-        <w:r>
-          <w:rPr>
-            <w:lang w:val="zh_TW" w:bidi="zh_TW"/>
-          </w:rPr>
-          <w:rPr>
-            <w:color w:val="0000EE"/>
-            <w:u w:val="single"/>
-          </w:rPr>
-          <w:t>49:15</w:t>
-        </w:r>
-      </w:hyperlink>
-      <w:r>
-        <w:rPr>
-          <w:lang w:val="zh_TW" w:bidi="zh_TW"/>
-        </w:rPr>
-        <w:t>；</w:t>
-      </w:r>
-      <w:hyperlink r:id="rId93">
-        <w:r>
-          <w:rPr>
-            <w:lang w:val="zh_TW" w:bidi="zh_TW"/>
-          </w:rPr>
-          <w:rPr>
-            <w:color w:val="0000EE"/>
-            <w:u w:val="single"/>
-          </w:rPr>
-          <w:t>但12:2–3</w:t>
-        </w:r>
-      </w:hyperlink>
-      <w:r>
-        <w:rPr>
-          <w:lang w:val="zh_TW" w:bidi="zh_TW"/>
-        </w:rPr>
-        <w:t>；</w:t>
-      </w:r>
-      <w:hyperlink r:id="rId94">
-        <w:r>
-          <w:rPr>
-            <w:lang w:val="zh_TW" w:bidi="zh_TW"/>
-          </w:rPr>
-          <w:rPr>
-            <w:color w:val="0000EE"/>
-            <w:u w:val="single"/>
-          </w:rPr>
-          <w:t>太16:21</w:t>
-        </w:r>
-      </w:hyperlink>
-      <w:r>
-        <w:rPr>
-          <w:lang w:val="zh_TW" w:bidi="zh_TW"/>
-        </w:rPr>
-        <w:t>，</w:t>
-      </w:r>
-      <w:hyperlink r:id="rId95">
-        <w:r>
-          <w:rPr>
-            <w:lang w:val="zh_TW" w:bidi="zh_TW"/>
-          </w:rPr>
-          <w:rPr>
-            <w:color w:val="0000EE"/>
-            <w:u w:val="single"/>
-          </w:rPr>
-          <w:t>28:1–10</w:t>
-        </w:r>
-      </w:hyperlink>
-      <w:r>
-        <w:rPr>
-          <w:lang w:val="zh_TW" w:bidi="zh_TW"/>
-        </w:rPr>
-        <w:t>；</w:t>
-      </w:r>
-      <w:hyperlink r:id="rId96">
-        <w:r>
-          <w:rPr>
-            <w:lang w:val="zh_TW" w:bidi="zh_TW"/>
-          </w:rPr>
-          <w:rPr>
-            <w:color w:val="0000EE"/>
-            <w:u w:val="single"/>
-          </w:rPr>
-          <w:t>可12:18–27</w:t>
-        </w:r>
-      </w:hyperlink>
-      <w:r>
-        <w:rPr>
-          <w:lang w:val="zh_TW" w:bidi="zh_TW"/>
-        </w:rPr>
-        <w:t>；</w:t>
-      </w:r>
-      <w:hyperlink r:id="rId97">
-        <w:r>
-          <w:rPr>
-            <w:lang w:val="zh_TW" w:bidi="zh_TW"/>
-          </w:rPr>
-          <w:rPr>
-            <w:color w:val="0000EE"/>
-            <w:u w:val="single"/>
-          </w:rPr>
-          <w:t>約3:13–16</w:t>
-        </w:r>
-      </w:hyperlink>
-      <w:r>
-        <w:rPr>
-          <w:lang w:val="zh_TW" w:bidi="zh_TW"/>
-        </w:rPr>
-        <w:t>，</w:t>
-      </w:r>
-      <w:hyperlink r:id="rId98">
-        <w:r>
-          <w:rPr>
-            <w:lang w:val="zh_TW" w:bidi="zh_TW"/>
-          </w:rPr>
-          <w:rPr>
-            <w:color w:val="0000EE"/>
-            <w:u w:val="single"/>
-          </w:rPr>
-          <w:t>5:25–30</w:t>
-        </w:r>
-      </w:hyperlink>
-      <w:r>
-        <w:rPr>
-          <w:lang w:val="zh_TW" w:bidi="zh_TW"/>
-        </w:rPr>
-        <w:t>，</w:t>
-      </w:r>
-      <w:hyperlink r:id="rId71">
-        <w:r>
-          <w:rPr>
-            <w:lang w:val="zh_TW" w:bidi="zh_TW"/>
-          </w:rPr>
-          <w:rPr>
-            <w:color w:val="0000EE"/>
-            <w:u w:val="single"/>
-          </w:rPr>
-          <w:t>6:39–40</w:t>
-        </w:r>
-      </w:hyperlink>
-      <w:r>
-        <w:rPr>
-          <w:lang w:val="zh_TW" w:bidi="zh_TW"/>
-        </w:rPr>
-        <w:t>，</w:t>
-      </w:r>
-      <w:hyperlink r:id="rId99">
-        <w:r>
-          <w:rPr>
-            <w:lang w:val="zh_TW" w:bidi="zh_TW"/>
-          </w:rPr>
-          <w:rPr>
-            <w:color w:val="0000EE"/>
-            <w:u w:val="single"/>
-          </w:rPr>
-          <w:t>11:21–27</w:t>
-        </w:r>
-      </w:hyperlink>
-      <w:r>
-        <w:rPr>
-          <w:lang w:val="zh_TW" w:bidi="zh_TW"/>
-        </w:rPr>
-        <w:t>；</w:t>
-      </w:r>
-      <w:hyperlink r:id="rId100">
-        <w:r>
-          <w:rPr>
-            <w:lang w:val="zh_TW" w:bidi="zh_TW"/>
-          </w:rPr>
-          <w:rPr>
-            <w:color w:val="0000EE"/>
-            <w:u w:val="single"/>
-          </w:rPr>
-          <w:t>徒2:23–24</w:t>
-        </w:r>
-      </w:hyperlink>
-      <w:r>
-        <w:rPr>
-          <w:lang w:val="zh_TW" w:bidi="zh_TW"/>
-        </w:rPr>
-        <w:t>，</w:t>
-      </w:r>
-      <w:hyperlink r:id="rId101">
-        <w:r>
-          <w:rPr>
-            <w:lang w:val="zh_TW" w:bidi="zh_TW"/>
-          </w:rPr>
-          <w:rPr>
-            <w:color w:val="0000EE"/>
-            <w:u w:val="single"/>
-          </w:rPr>
-          <w:t>3:14–15</w:t>
-        </w:r>
-      </w:hyperlink>
-      <w:r>
-        <w:rPr>
-          <w:lang w:val="zh_TW" w:bidi="zh_TW"/>
-        </w:rPr>
-        <w:t>，</w:t>
-      </w:r>
-      <w:hyperlink r:id="rId83">
-        <w:r>
-          <w:rPr>
-            <w:lang w:val="zh_TW" w:bidi="zh_TW"/>
-          </w:rPr>
-          <w:rPr>
-            <w:color w:val="0000EE"/>
-            <w:u w:val="single"/>
-          </w:rPr>
-          <w:t>4:33</w:t>
-        </w:r>
-      </w:hyperlink>
-      <w:r>
-        <w:rPr>
-          <w:lang w:val="zh_TW" w:bidi="zh_TW"/>
-        </w:rPr>
-        <w:t>，</w:t>
-      </w:r>
-      <w:hyperlink r:id="rId102">
-        <w:r>
-          <w:rPr>
-            <w:lang w:val="zh_TW" w:bidi="zh_TW"/>
-          </w:rPr>
-          <w:rPr>
-            <w:color w:val="0000EE"/>
-            <w:u w:val="single"/>
-          </w:rPr>
-          <w:t>10:39–41</w:t>
-        </w:r>
-      </w:hyperlink>
-      <w:r>
-        <w:rPr>
-          <w:lang w:val="zh_TW" w:bidi="zh_TW"/>
-        </w:rPr>
-        <w:t>，</w:t>
-      </w:r>
-      <w:hyperlink r:id="rId103">
-        <w:r>
-          <w:rPr>
-            <w:lang w:val="zh_TW" w:bidi="zh_TW"/>
-          </w:rPr>
-          <w:rPr>
-            <w:color w:val="0000EE"/>
-            <w:u w:val="single"/>
-          </w:rPr>
-          <w:t>17:2–3</w:t>
-        </w:r>
-      </w:hyperlink>
-      <w:r>
-        <w:rPr>
-          <w:lang w:val="zh_TW" w:bidi="zh_TW"/>
-        </w:rPr>
-        <w:t>，</w:t>
-      </w:r>
-      <w:hyperlink r:id="rId104">
-        <w:r>
-          <w:rPr>
-            <w:lang w:val="zh_TW" w:bidi="zh_TW"/>
-          </w:rPr>
-          <w:rPr>
-            <w:color w:val="0000EE"/>
-            <w:u w:val="single"/>
-          </w:rPr>
-          <w:t>24:15</w:t>
-        </w:r>
-      </w:hyperlink>
-      <w:r>
-        <w:rPr>
-          <w:lang w:val="zh_TW" w:bidi="zh_TW"/>
-        </w:rPr>
-        <w:t>，</w:t>
-      </w:r>
-      <w:hyperlink r:id="rId105">
-        <w:r>
-          <w:rPr>
-            <w:lang w:val="zh_TW" w:bidi="zh_TW"/>
-          </w:rPr>
-          <w:rPr>
-            <w:color w:val="0000EE"/>
-            <w:u w:val="single"/>
-          </w:rPr>
-          <w:t>26:22–23</w:t>
-        </w:r>
-      </w:hyperlink>
-      <w:r>
-        <w:rPr>
-          <w:lang w:val="zh_TW" w:bidi="zh_TW"/>
-        </w:rPr>
-        <w:t>；</w:t>
-      </w:r>
-      <w:hyperlink r:id="rId106">
-        <w:r>
-          <w:rPr>
-            <w:lang w:val="zh_TW" w:bidi="zh_TW"/>
-          </w:rPr>
-          <w:rPr>
-            <w:color w:val="0000EE"/>
-            <w:u w:val="single"/>
-          </w:rPr>
-          <w:t>羅1:4</w:t>
-        </w:r>
-      </w:hyperlink>
-      <w:r>
-        <w:rPr>
-          <w:lang w:val="zh_TW" w:bidi="zh_TW"/>
-        </w:rPr>
-        <w:t>，</w:t>
-      </w:r>
-      <w:hyperlink r:id="rId107">
-        <w:r>
-          <w:rPr>
-            <w:lang w:val="zh_TW" w:bidi="zh_TW"/>
-          </w:rPr>
-          <w:rPr>
-            <w:color w:val="0000EE"/>
-            <w:u w:val="single"/>
-          </w:rPr>
-          <w:t>4:25</w:t>
-        </w:r>
-      </w:hyperlink>
-      <w:r>
-        <w:rPr>
-          <w:lang w:val="zh_TW" w:bidi="zh_TW"/>
-        </w:rPr>
-        <w:t>，</w:t>
-      </w:r>
-      <w:hyperlink r:id="rId86">
-        <w:r>
-          <w:rPr>
-            <w:lang w:val="zh_TW" w:bidi="zh_TW"/>
-          </w:rPr>
-          <w:rPr>
-            <w:color w:val="0000EE"/>
-            <w:u w:val="single"/>
-          </w:rPr>
-          <w:t>6:4–11</w:t>
-        </w:r>
-      </w:hyperlink>
-      <w:r>
-        <w:rPr>
-          <w:lang w:val="zh_TW" w:bidi="zh_TW"/>
-        </w:rPr>
-        <w:t>，</w:t>
-      </w:r>
-      <w:hyperlink r:id="rId87">
-        <w:r>
-          <w:rPr>
-            <w:lang w:val="zh_TW" w:bidi="zh_TW"/>
-          </w:rPr>
-          <w:rPr>
-            <w:color w:val="0000EE"/>
-            <w:u w:val="single"/>
-          </w:rPr>
-          <w:t>8:10–11</w:t>
-        </w:r>
-      </w:hyperlink>
-      <w:r>
-        <w:rPr>
-          <w:lang w:val="zh_TW" w:bidi="zh_TW"/>
-        </w:rPr>
-        <w:t>；</w:t>
-      </w:r>
-      <w:hyperlink r:id="rId108">
-        <w:r>
-          <w:rPr>
-            <w:lang w:val="zh_TW" w:bidi="zh_TW"/>
-          </w:rPr>
-          <w:rPr>
-            <w:color w:val="0000EE"/>
-            <w:u w:val="single"/>
-          </w:rPr>
-          <w:t>林前15:12–58</w:t>
-        </w:r>
-      </w:hyperlink>
-      <w:r>
-        <w:rPr>
-          <w:lang w:val="zh_TW" w:bidi="zh_TW"/>
-        </w:rPr>
-        <w:t>；</w:t>
-      </w:r>
-      <w:hyperlink r:id="rId109">
-        <w:r>
-          <w:rPr>
-            <w:lang w:val="zh_TW" w:bidi="zh_TW"/>
-          </w:rPr>
-          <w:rPr>
-            <w:color w:val="0000EE"/>
-            <w:u w:val="single"/>
-          </w:rPr>
-          <w:t>林後1:8–9</w:t>
-        </w:r>
-      </w:hyperlink>
-      <w:r>
-        <w:rPr>
-          <w:lang w:val="zh_TW" w:bidi="zh_TW"/>
-        </w:rPr>
-        <w:t>，</w:t>
-      </w:r>
-      <w:hyperlink r:id="rId110">
-        <w:r>
-          <w:rPr>
-            <w:lang w:val="zh_TW" w:bidi="zh_TW"/>
-          </w:rPr>
-          <w:rPr>
-            <w:color w:val="0000EE"/>
-            <w:u w:val="single"/>
-          </w:rPr>
-          <w:t>4:13–18</w:t>
-        </w:r>
-      </w:hyperlink>
-      <w:r>
-        <w:rPr>
-          <w:lang w:val="zh_TW" w:bidi="zh_TW"/>
-        </w:rPr>
-        <w:t>，</w:t>
-      </w:r>
-      <w:hyperlink r:id="rId77">
-        <w:r>
-          <w:rPr>
-            <w:lang w:val="zh_TW" w:bidi="zh_TW"/>
-          </w:rPr>
-          <w:rPr>
-            <w:color w:val="0000EE"/>
-            <w:u w:val="single"/>
-          </w:rPr>
-          <w:t>5:1–10</w:t>
-        </w:r>
-      </w:hyperlink>
-      <w:r>
-        <w:rPr>
-          <w:lang w:val="zh_TW" w:bidi="zh_TW"/>
-        </w:rPr>
-        <w:t>；</w:t>
-      </w:r>
-      <w:hyperlink r:id="rId111">
-        <w:r>
-          <w:rPr>
-            <w:lang w:val="zh_TW" w:bidi="zh_TW"/>
-          </w:rPr>
-          <w:rPr>
-            <w:color w:val="0000EE"/>
-            <w:u w:val="single"/>
-          </w:rPr>
-          <w:t>弗1:19–20</w:t>
-        </w:r>
-      </w:hyperlink>
-      <w:r>
-        <w:rPr>
-          <w:lang w:val="zh_TW" w:bidi="zh_TW"/>
-        </w:rPr>
-        <w:t>；</w:t>
-      </w:r>
-      <w:hyperlink r:id="rId88">
-        <w:r>
-          <w:rPr>
-            <w:lang w:val="zh_TW" w:bidi="zh_TW"/>
-          </w:rPr>
-          <w:rPr>
-            <w:color w:val="0000EE"/>
-            <w:u w:val="single"/>
-          </w:rPr>
-          <w:t>西2:12</w:t>
-        </w:r>
-      </w:hyperlink>
-      <w:r>
-        <w:rPr>
-          <w:lang w:val="zh_TW" w:bidi="zh_TW"/>
-        </w:rPr>
-        <w:t>，</w:t>
-      </w:r>
-      <w:hyperlink r:id="rId89">
-        <w:r>
-          <w:rPr>
-            <w:lang w:val="zh_TW" w:bidi="zh_TW"/>
-          </w:rPr>
-          <w:rPr>
-            <w:color w:val="0000EE"/>
-            <w:u w:val="single"/>
-          </w:rPr>
-          <w:t>3:1–4</w:t>
-        </w:r>
-      </w:hyperlink>
-      <w:r>
-        <w:rPr>
-          <w:lang w:val="zh_TW" w:bidi="zh_TW"/>
-        </w:rPr>
-        <w:t>；</w:t>
-      </w:r>
-      <w:hyperlink r:id="rId76">
-        <w:r>
-          <w:rPr>
-            <w:lang w:val="zh_TW" w:bidi="zh_TW"/>
-          </w:rPr>
-          <w:rPr>
-            <w:color w:val="0000EE"/>
-            <w:u w:val="single"/>
-          </w:rPr>
-          <w:t>帖前4:13–18</w:t>
-        </w:r>
-      </w:hyperlink>
-      <w:r>
-        <w:rPr>
-          <w:lang w:val="zh_TW" w:bidi="zh_TW"/>
-        </w:rPr>
-        <w:t>；</w:t>
-      </w:r>
-      <w:hyperlink r:id="rId80">
-        <w:r>
-          <w:rPr>
-            <w:lang w:val="zh_TW" w:bidi="zh_TW"/>
-          </w:rPr>
-          <w:rPr>
-            <w:color w:val="0000EE"/>
-            <w:u w:val="single"/>
-          </w:rPr>
-          <w:t>彼前1:3–6</w:t>
-        </w:r>
-      </w:hyperlink>
-      <w:r>
-        <w:rPr>
-          <w:lang w:val="zh_TW" w:bidi="zh_TW"/>
-        </w:rPr>
-        <w:t>、</w:t>
-      </w:r>
-      <w:hyperlink r:id="rId81">
-        <w:r>
-          <w:rPr>
-            <w:lang w:val="zh_TW" w:bidi="zh_TW"/>
-          </w:rPr>
-          <w:rPr>
-            <w:color w:val="0000EE"/>
-            <w:u w:val="single"/>
-          </w:rPr>
-          <w:t>23</w:t>
-        </w:r>
-      </w:hyperlink>
-      <w:r>
-        <w:rPr>
-          <w:lang w:val="zh_TW" w:bidi="zh_TW"/>
-        </w:rPr>
-        <w:t>；</w:t>
-      </w:r>
-      <w:hyperlink r:id="rId112">
-        <w:r>
-          <w:rPr>
-            <w:lang w:val="zh_TW" w:bidi="zh_TW"/>
-          </w:rPr>
-          <w:rPr>
-            <w:color w:val="0000EE"/>
-            <w:u w:val="single"/>
-          </w:rPr>
-          <w:t>啟20:11–15</w:t>
-        </w:r>
-      </w:hyperlink>
-      <w:r>
-        <w:rPr>
-          <w:lang w:val="zh_TW" w:bidi="zh_TW"/>
-        </w:rPr>
-        <w:t>，</w:t>
-      </w:r>
-      <w:hyperlink r:id="rId113">
-        <w:r>
-          <w:rPr>
-            <w:lang w:val="zh_TW" w:bidi="zh_TW"/>
-          </w:rPr>
-          <w:rPr>
-            <w:color w:val="0000EE"/>
-            <w:u w:val="single"/>
-          </w:rPr>
-          <w:t>21:1–7</w:t>
-        </w:r>
-      </w:hyperlink>
-      <w:r>
-        <w:rPr>
-          <w:lang w:val="zh_TW" w:bidi="zh_TW"/>
-        </w:rPr>
-        <w:t>，</w:t>
-      </w:r>
-      <w:hyperlink r:id="rId114">
-        <w:r>
-          <w:rPr>
-            <w:lang w:val="zh_TW" w:bidi="zh_TW"/>
-          </w:rPr>
-          <w:rPr>
-            <w:color w:val="0000EE"/>
-            <w:u w:val="single"/>
-          </w:rPr>
-          <w:t>22:1–6</w:t>
-        </w:r>
-      </w:hyperlink>
-      <w:r>
-        <w:rPr>
-          <w:lang w:val="zh_TW" w:bidi="zh_TW"/>
-        </w:rPr>
-      </w:r>
-      <w:r>
-        <w:rPr>
-          <w:lang w:val="zh_TW" w:bidi="zh_TW"/>
-        </w:rPr>
-      </w:r>
-    </w:p>
-    <w:p>
-      <w:pPr/>
-      <w:r>
-        <w:rPr>
-          <w:lang w:val="zh_TW" w:bidi="zh_TW"/>
-        </w:rPr>
-      </w:r>
-    </w:p>
-    <w:p>
-      <w:pPr>
-        <w:pStyle w:val="Heading2"/>
-      </w:pPr>
-      <w:r>
-        <w:rPr>
-          <w:lang w:val="zh_TW" w:bidi="zh_TW"/>
-        </w:rPr>
-        <w:t>死亡</w:t>
-      </w:r>
-      <w:r>
-        <w:rPr>
-          <w:lang w:val="zh_TW" w:bidi="zh_TW"/>
-        </w:rPr>
-      </w:r>
-    </w:p>
-    <w:p>
-      <w:pPr/>
-      <w:r>
-        <w:rPr>
-          <w:lang w:val="zh_TW" w:bidi="zh_TW"/>
-        </w:rPr>
-      </w:r>
-      <w:r>
-        <w:rPr>
-          <w:lang w:val="zh_TW" w:bidi="zh_TW"/>
-        </w:rPr>
-        <w:t>人類會死亡，死亡是地上生命自然的終點（</w:t>
-      </w:r>
-      <w:hyperlink r:id="rId115">
-        <w:r>
-          <w:rPr>
-            <w:lang w:val="zh_TW" w:bidi="zh_TW"/>
-          </w:rPr>
-          <w:rPr>
-            <w:color w:val="0000EE"/>
-            <w:u w:val="single"/>
-          </w:rPr>
-          <w:t>詩90:1–6</w:t>
-        </w:r>
-      </w:hyperlink>
-      <w:r>
-        <w:rPr>
-          <w:lang w:val="zh_TW" w:bidi="zh_TW"/>
-        </w:rPr>
-        <w:t>）。人的生命，源於神將氣息吹入塵土所造的人，使他成為有生命的活人（</w:t>
-      </w:r>
-      <w:hyperlink r:id="rId116">
-        <w:r>
-          <w:rPr>
-            <w:lang w:val="zh_TW" w:bidi="zh_TW"/>
-          </w:rPr>
-          <w:rPr>
-            <w:color w:val="0000EE"/>
-            <w:u w:val="single"/>
-          </w:rPr>
-          <w:t>創2:7</w:t>
-        </w:r>
-      </w:hyperlink>
-      <w:r>
-        <w:rPr>
-          <w:lang w:val="zh_TW" w:bidi="zh_TW"/>
-        </w:rPr>
-        <w:t>）。當人死去時，神收回祂的氣息，這個狀態就逆轉，人的身體也就歸回塵土（</w:t>
-      </w:r>
-      <w:hyperlink r:id="rId117">
-        <w:r>
-          <w:rPr>
-            <w:lang w:val="zh_TW" w:bidi="zh_TW"/>
-          </w:rPr>
-          <w:rPr>
-            <w:color w:val="0000EE"/>
-            <w:u w:val="single"/>
-          </w:rPr>
-          <w:t>3:19</w:t>
-        </w:r>
-      </w:hyperlink>
-      <w:r>
-        <w:rPr>
-          <w:lang w:val="zh_TW" w:bidi="zh_TW"/>
-        </w:rPr>
-        <w:t>；</w:t>
-      </w:r>
-      <w:hyperlink r:id="rId118">
-        <w:r>
-          <w:rPr>
-            <w:lang w:val="zh_TW" w:bidi="zh_TW"/>
-          </w:rPr>
-          <w:rPr>
-            <w:color w:val="0000EE"/>
-            <w:u w:val="single"/>
-          </w:rPr>
-          <w:t>伯4:19–21</w:t>
-        </w:r>
-      </w:hyperlink>
-      <w:r>
-        <w:rPr>
-          <w:lang w:val="zh_TW" w:bidi="zh_TW"/>
-        </w:rPr>
-        <w:t>；</w:t>
-      </w:r>
-      <w:hyperlink r:id="rId119">
-        <w:r>
-          <w:rPr>
-            <w:lang w:val="zh_TW" w:bidi="zh_TW"/>
-          </w:rPr>
-          <w:rPr>
-            <w:color w:val="0000EE"/>
-            <w:u w:val="single"/>
-          </w:rPr>
-          <w:t>賽40:6–8</w:t>
-        </w:r>
-      </w:hyperlink>
-      <w:r>
-        <w:rPr>
-          <w:lang w:val="zh_TW" w:bidi="zh_TW"/>
-        </w:rPr>
-        <w:t>）。人的生命完全依賴造物主，祂的氣息是維持生命的恩賜，只要祂願意，生命才能存留（</w:t>
-      </w:r>
-      <w:hyperlink r:id="rId120">
-        <w:r>
-          <w:rPr>
-            <w:lang w:val="zh_TW" w:bidi="zh_TW"/>
-          </w:rPr>
-          <w:rPr>
-            <w:color w:val="0000EE"/>
-            <w:u w:val="single"/>
-          </w:rPr>
-          <w:t>詩104:29</w:t>
-        </w:r>
-      </w:hyperlink>
-      <w:r>
-        <w:rPr>
-          <w:lang w:val="zh_TW" w:bidi="zh_TW"/>
-        </w:rPr>
-        <w:t>）。</w:t>
-      </w:r>
-    </w:p>
-    <w:p>
-      <w:pPr/>
-      <w:r>
-        <w:rPr>
-          <w:lang w:val="zh_TW" w:bidi="zh_TW"/>
-        </w:rPr>
-      </w:r>
-      <w:r>
-        <w:rPr>
-          <w:lang w:val="zh_TW" w:bidi="zh_TW"/>
-        </w:rPr>
-        <w:t>罪將死亡帶入人類的生命，並造成極大的傷害。死亡常在毫無預警之下臨到，使人感到悲傷與絕望。當一個人去世時，人們常感覺他們對未來的盼望與計劃也隨之結束。在人類的法律制度中，死刑是最嚴厲的懲罰。在舊約聖經中，死刑是針對像謀殺或褻瀆神等罪行而設的（</w:t>
-      </w:r>
-      <w:hyperlink r:id="rId121">
-        <w:r>
-          <w:rPr>
-            <w:lang w:val="zh_TW" w:bidi="zh_TW"/>
-          </w:rPr>
-          <w:rPr>
-            <w:color w:val="0000EE"/>
-            <w:u w:val="single"/>
-          </w:rPr>
-          <w:t>創9:6</w:t>
-        </w:r>
-      </w:hyperlink>
-      <w:r>
-        <w:rPr>
-          <w:lang w:val="zh_TW" w:bidi="zh_TW"/>
-        </w:rPr>
-        <w:t>；</w:t>
-      </w:r>
-      <w:hyperlink r:id="rId122">
-        <w:r>
-          <w:rPr>
-            <w:lang w:val="zh_TW" w:bidi="zh_TW"/>
-          </w:rPr>
-          <w:rPr>
-            <w:color w:val="0000EE"/>
-            <w:u w:val="single"/>
-          </w:rPr>
-          <w:t>出21:12</w:t>
-        </w:r>
-      </w:hyperlink>
-      <w:r>
-        <w:rPr>
-          <w:lang w:val="zh_TW" w:bidi="zh_TW"/>
-        </w:rPr>
-        <w:t>；</w:t>
-      </w:r>
-      <w:hyperlink r:id="rId123">
-        <w:r>
-          <w:rPr>
-            <w:lang w:val="zh_TW" w:bidi="zh_TW"/>
-          </w:rPr>
-          <w:rPr>
-            <w:color w:val="0000EE"/>
-            <w:u w:val="single"/>
-          </w:rPr>
-          <w:t>利24:16</w:t>
-        </w:r>
-      </w:hyperlink>
-      <w:r>
-        <w:rPr>
-          <w:lang w:val="zh_TW" w:bidi="zh_TW"/>
-        </w:rPr>
-        <w:t>；</w:t>
-      </w:r>
-      <w:hyperlink r:id="rId124">
-        <w:r>
-          <w:rPr>
-            <w:lang w:val="zh_TW" w:bidi="zh_TW"/>
-          </w:rPr>
-          <w:rPr>
-            <w:color w:val="0000EE"/>
-            <w:u w:val="single"/>
-          </w:rPr>
-          <w:t>約10:30–33</w:t>
-        </w:r>
-      </w:hyperlink>
-      <w:r>
-        <w:rPr>
-          <w:lang w:val="zh_TW" w:bidi="zh_TW"/>
-        </w:rPr>
-        <w:t>）。這些罪危及整個群體的安全。</w:t>
-      </w:r>
-    </w:p>
-    <w:p>
-      <w:pPr/>
-      <w:r>
-        <w:rPr>
-          <w:lang w:val="zh_TW" w:bidi="zh_TW"/>
-        </w:rPr>
-      </w:r>
-      <w:r>
-        <w:rPr>
-          <w:lang w:val="zh_TW" w:bidi="zh_TW"/>
-        </w:rPr>
-        <w:t>在舊約聖經中，</w:t>
-      </w:r>
-      <w:r>
-        <w:rPr>
-          <w:b/>
-          <w:lang w:val="zh_TW" w:bidi="zh_TW"/>
-        </w:rPr>
-        <w:t>陰間</w:t>
-      </w:r>
-      <w:r>
-        <w:rPr>
-          <w:lang w:val="zh_TW" w:bidi="zh_TW"/>
-        </w:rPr>
-        <w:t>（</w:t>
-      </w:r>
-      <w:r>
-        <w:rPr>
-          <w:i/>
-          <w:lang w:val="zh_TW" w:bidi="zh_TW"/>
-        </w:rPr>
-        <w:t>Sheol</w:t>
-      </w:r>
-      <w:r>
-        <w:rPr>
-          <w:lang w:val="zh_TW" w:bidi="zh_TW"/>
-        </w:rPr>
-        <w:t>）與「活人之地」相對（</w:t>
-      </w:r>
-      <w:hyperlink r:id="rId125">
-        <w:r>
-          <w:rPr>
-            <w:lang w:val="zh_TW" w:bidi="zh_TW"/>
-          </w:rPr>
-          <w:rPr>
-            <w:color w:val="0000EE"/>
-            <w:u w:val="single"/>
-          </w:rPr>
-          <w:t>詩27:13</w:t>
-        </w:r>
-      </w:hyperlink>
-      <w:r>
-        <w:rPr>
-          <w:lang w:val="zh_TW" w:bidi="zh_TW"/>
-        </w:rPr>
-        <w:t>），是一個黑暗而沉寂之地，是死人所去的地方（</w:t>
-      </w:r>
-      <w:hyperlink r:id="rId126">
-        <w:r>
-          <w:rPr>
-            <w:lang w:val="zh_TW" w:bidi="zh_TW"/>
-          </w:rPr>
-          <w:rPr>
-            <w:color w:val="0000EE"/>
-            <w:u w:val="single"/>
-          </w:rPr>
-          <w:t>伯10:21–22</w:t>
-        </w:r>
-      </w:hyperlink>
-      <w:r>
-        <w:rPr>
-          <w:lang w:val="zh_TW" w:bidi="zh_TW"/>
-        </w:rPr>
-        <w:t>；</w:t>
-      </w:r>
-      <w:hyperlink r:id="rId127">
-        <w:r>
-          <w:rPr>
-            <w:lang w:val="zh_TW" w:bidi="zh_TW"/>
-          </w:rPr>
-          <w:rPr>
-            <w:color w:val="0000EE"/>
-            <w:u w:val="single"/>
-          </w:rPr>
-          <w:t>詩94:17</w:t>
-        </w:r>
-      </w:hyperlink>
-      <w:r>
-        <w:rPr>
-          <w:lang w:val="zh_TW" w:bidi="zh_TW"/>
-        </w:rPr>
-        <w:t>；</w:t>
-      </w:r>
-      <w:hyperlink r:id="rId128">
-        <w:r>
-          <w:rPr>
-            <w:lang w:val="zh_TW" w:bidi="zh_TW"/>
-          </w:rPr>
-          <w:rPr>
-            <w:color w:val="0000EE"/>
-            <w:u w:val="single"/>
-          </w:rPr>
-          <w:t>拿2:6</w:t>
-        </w:r>
-      </w:hyperlink>
-      <w:r>
-        <w:rPr>
-          <w:lang w:val="zh_TW" w:bidi="zh_TW"/>
-        </w:rPr>
-        <w:t>）。然而，即使面對死亡，屬神的人仍有盼望（見</w:t>
-      </w:r>
-      <w:hyperlink r:id="rId129">
-        <w:r>
-          <w:rPr>
-            <w:lang w:val="zh_TW" w:bidi="zh_TW"/>
-          </w:rPr>
-          <w:rPr>
-            <w:color w:val="0000EE"/>
-            <w:u w:val="single"/>
-          </w:rPr>
-          <w:t>箴14:32</w:t>
-        </w:r>
-      </w:hyperlink>
-      <w:r>
-        <w:rPr>
-          <w:lang w:val="zh_TW" w:bidi="zh_TW"/>
-        </w:rPr>
-        <w:t>）。神是全權掌管的主（擁有完全的主權），祂掌管生死（</w:t>
-      </w:r>
-      <w:hyperlink r:id="rId130">
-        <w:r>
-          <w:rPr>
-            <w:lang w:val="zh_TW" w:bidi="zh_TW"/>
-          </w:rPr>
-          <w:rPr>
-            <w:color w:val="0000EE"/>
-            <w:u w:val="single"/>
-          </w:rPr>
-          <w:t>申32:39</w:t>
-        </w:r>
-      </w:hyperlink>
-      <w:r>
-        <w:rPr>
-          <w:lang w:val="zh_TW" w:bidi="zh_TW"/>
-        </w:rPr>
-        <w:t>）。</w:t>
-      </w:r>
-    </w:p>
-    <w:p>
-      <w:pPr/>
-      <w:r>
-        <w:rPr>
-          <w:lang w:val="zh_TW" w:bidi="zh_TW"/>
-        </w:rPr>
-      </w:r>
-      <w:r>
-        <w:rPr>
-          <w:lang w:val="zh_TW" w:bidi="zh_TW"/>
-        </w:rPr>
-        <w:t>舊約聖經經常將死亡描述為歸到列祖那裡，而不特別提及復活（例如，見</w:t>
-      </w:r>
-      <w:hyperlink r:id="rId131">
-        <w:r>
-          <w:rPr>
-            <w:lang w:val="zh_TW" w:bidi="zh_TW"/>
-          </w:rPr>
-          <w:rPr>
-            <w:color w:val="0000EE"/>
-            <w:u w:val="single"/>
-          </w:rPr>
-          <w:t>創49:29–33</w:t>
-        </w:r>
-      </w:hyperlink>
-      <w:r>
-        <w:rPr>
-          <w:lang w:val="zh_TW" w:bidi="zh_TW"/>
-        </w:rPr>
-        <w:t>）。然而，聖經中仍隱約透露出復活的盼望（見</w:t>
-      </w:r>
-      <w:hyperlink r:id="rId58">
-        <w:r>
-          <w:rPr>
-            <w:lang w:val="zh_TW" w:bidi="zh_TW"/>
-          </w:rPr>
-          <w:rPr>
-            <w:color w:val="0000EE"/>
-            <w:u w:val="single"/>
-          </w:rPr>
-          <w:t>伯19:25–27</w:t>
-        </w:r>
-      </w:hyperlink>
-      <w:r>
-        <w:rPr>
-          <w:lang w:val="zh_TW" w:bidi="zh_TW"/>
-        </w:rPr>
-        <w:t>；</w:t>
-      </w:r>
-      <w:hyperlink r:id="rId132">
-        <w:r>
-          <w:rPr>
-            <w:lang w:val="zh_TW" w:bidi="zh_TW"/>
-          </w:rPr>
-          <w:rPr>
-            <w:color w:val="0000EE"/>
-            <w:u w:val="single"/>
-          </w:rPr>
-          <w:t>賽25:6–9，</w:t>
-        </w:r>
-      </w:hyperlink>
-      <w:hyperlink r:id="rId49">
-        <w:r>
-          <w:rPr>
-            <w:lang w:val="zh_TW" w:bidi="zh_TW"/>
-          </w:rPr>
-          <w:rPr>
-            <w:color w:val="0000EE"/>
-            <w:u w:val="single"/>
-          </w:rPr>
-          <w:t>26:19</w:t>
-        </w:r>
-      </w:hyperlink>
-      <w:r>
-        <w:rPr>
-          <w:lang w:val="zh_TW" w:bidi="zh_TW"/>
-        </w:rPr>
-        <w:t>；</w:t>
-      </w:r>
-      <w:hyperlink r:id="rId133">
-        <w:r>
-          <w:rPr>
-            <w:lang w:val="zh_TW" w:bidi="zh_TW"/>
-          </w:rPr>
-          <w:rPr>
-            <w:color w:val="0000EE"/>
-            <w:u w:val="single"/>
-          </w:rPr>
-          <w:t>但12:2</w:t>
-        </w:r>
-      </w:hyperlink>
-      <w:r>
-        <w:rPr>
-          <w:lang w:val="zh_TW" w:bidi="zh_TW"/>
-        </w:rPr>
-        <w:t>）。在舊約與新約之間的時期，猶太人對復活的信仰逐漸普及。</w:t>
-      </w:r>
-    </w:p>
-    <w:p>
-      <w:pPr/>
-      <w:r>
-        <w:rPr>
-          <w:lang w:val="zh_TW" w:bidi="zh_TW"/>
-        </w:rPr>
-      </w:r>
-      <w:r>
-        <w:rPr>
-          <w:lang w:val="zh_TW" w:bidi="zh_TW"/>
-        </w:rPr>
-        <w:t>復活是新約中的核心主題之一。藉著基督，蒙神救贖的人將勝過死亡。死亡是神末了所毀滅的仇敵（</w:t>
-      </w:r>
-      <w:hyperlink r:id="rId134">
-        <w:r>
-          <w:rPr>
-            <w:lang w:val="zh_TW" w:bidi="zh_TW"/>
-          </w:rPr>
-          <w:rPr>
-            <w:color w:val="0000EE"/>
-            <w:u w:val="single"/>
-          </w:rPr>
-          <w:t>林前15:54–57、</w:t>
-        </w:r>
-      </w:hyperlink>
-      <w:hyperlink r:id="rId135">
-        <w:r>
-          <w:rPr>
-            <w:lang w:val="zh_TW" w:bidi="zh_TW"/>
-          </w:rPr>
-          <w:rPr>
-            <w:color w:val="0000EE"/>
-            <w:u w:val="single"/>
-          </w:rPr>
-          <w:t>26</w:t>
-        </w:r>
-      </w:hyperlink>
-      <w:r>
-        <w:rPr>
-          <w:lang w:val="zh_TW" w:bidi="zh_TW"/>
-        </w:rPr>
-        <w:t>）。死亡的源頭是罪（</w:t>
-      </w:r>
-      <w:hyperlink r:id="rId136">
-        <w:r>
-          <w:rPr>
-            <w:lang w:val="zh_TW" w:bidi="zh_TW"/>
-          </w:rPr>
-          <w:rPr>
-            <w:color w:val="0000EE"/>
-            <w:u w:val="single"/>
-          </w:rPr>
-          <w:t>羅5:12</w:t>
-        </w:r>
-      </w:hyperlink>
-      <w:r>
-        <w:rPr>
-          <w:lang w:val="zh_TW" w:bidi="zh_TW"/>
-        </w:rPr>
-        <w:t>），那些活在罪中而不悔改的人，將面對在火湖中的刑罰，這被稱為「第二次的死」（</w:t>
-      </w:r>
-      <w:hyperlink r:id="rId137">
-        <w:r>
-          <w:rPr>
-            <w:lang w:val="zh_TW" w:bidi="zh_TW"/>
-          </w:rPr>
-          <w:rPr>
-            <w:color w:val="0000EE"/>
-            <w:u w:val="single"/>
-          </w:rPr>
-          <w:t>啟21:8</w:t>
-        </w:r>
-      </w:hyperlink>
-      <w:r>
-        <w:rPr>
-          <w:lang w:val="zh_TW" w:bidi="zh_TW"/>
-        </w:rPr>
-        <w:t>）。</w:t>
-      </w:r>
-    </w:p>
-    <w:p>
-      <w:pPr/>
-      <w:r>
-        <w:rPr>
-          <w:lang w:val="zh_TW" w:bidi="zh_TW"/>
-        </w:rPr>
-      </w:r>
-      <w:r>
-        <w:rPr>
-          <w:lang w:val="zh_TW" w:bidi="zh_TW"/>
-        </w:rPr>
-        <w:t>然而，耶穌的死戰勝了死亡。當祂從死裡復活時，顯明死亡對人類不再是最終的權柄。祂的復活成為所有信徒的榜樣與盼望（</w:t>
-      </w:r>
-      <w:hyperlink r:id="rId138">
-        <w:r>
-          <w:rPr>
-            <w:lang w:val="zh_TW" w:bidi="zh_TW"/>
-          </w:rPr>
-          <w:rPr>
-            <w:color w:val="0000EE"/>
-            <w:u w:val="single"/>
-          </w:rPr>
-          <w:t>西1:18</w:t>
-        </w:r>
-      </w:hyperlink>
-      <w:r>
-        <w:rPr>
-          <w:lang w:val="zh_TW" w:bidi="zh_TW"/>
-        </w:rPr>
-        <w:t>）。祂是「死人並活人的主」（</w:t>
-      </w:r>
-      <w:hyperlink r:id="rId139">
-        <w:r>
-          <w:rPr>
-            <w:lang w:val="zh_TW" w:bidi="zh_TW"/>
-          </w:rPr>
-          <w:rPr>
-            <w:color w:val="0000EE"/>
-            <w:u w:val="single"/>
-          </w:rPr>
-          <w:t>羅14:9</w:t>
-        </w:r>
-      </w:hyperlink>
-      <w:r>
-        <w:rPr>
-          <w:lang w:val="zh_TW" w:bidi="zh_TW"/>
-        </w:rPr>
-        <w:t>）。當人去世時，哀傷是自然的反應，但這也應該是大大信靠神的時刻。凡接受神應許的人，都盼望自己在死後仍然活著。</w:t>
-      </w:r>
-    </w:p>
-    <w:p>
-      <w:pPr/>
-      <w:r>
-        <w:rPr>
-          <w:lang w:val="zh_TW" w:bidi="zh_TW"/>
-        </w:rPr>
-      </w:r>
-      <w:r>
-        <w:rPr>
-          <w:u w:val="single"/>
-          <w:lang w:val="zh_TW" w:bidi="zh_TW"/>
-        </w:rPr>
-        <w:t>進深研究的經文段落</w:t>
-      </w:r>
-    </w:p>
-    <w:p>
-      <w:pPr/>
-      <w:r>
-        <w:rPr>
-          <w:lang w:val="zh_TW" w:bidi="zh_TW"/>
-        </w:rPr>
-      </w:r>
-      <w:hyperlink r:id="rId140">
-        <w:r>
-          <w:rPr>
-            <w:lang w:val="zh_TW" w:bidi="zh_TW"/>
-          </w:rPr>
-          <w:rPr>
-            <w:color w:val="0000EE"/>
-            <w:u w:val="single"/>
-          </w:rPr>
-          <w:t>創2:15–17</w:t>
-        </w:r>
-      </w:hyperlink>
-      <w:r>
-        <w:rPr>
-          <w:lang w:val="zh_TW" w:bidi="zh_TW"/>
-        </w:rPr>
-        <w:t>，</w:t>
-      </w:r>
-      <w:hyperlink r:id="rId117">
-        <w:r>
-          <w:rPr>
-            <w:lang w:val="zh_TW" w:bidi="zh_TW"/>
-          </w:rPr>
-          <w:rPr>
-            <w:color w:val="0000EE"/>
-            <w:u w:val="single"/>
-          </w:rPr>
-          <w:t>3:19</w:t>
-        </w:r>
-      </w:hyperlink>
-      <w:r>
-        <w:rPr>
-          <w:lang w:val="zh_TW" w:bidi="zh_TW"/>
-        </w:rPr>
-        <w:t>，</w:t>
-      </w:r>
-      <w:hyperlink r:id="rId141">
-        <w:r>
-          <w:rPr>
-            <w:lang w:val="zh_TW" w:bidi="zh_TW"/>
-          </w:rPr>
-          <w:rPr>
-            <w:color w:val="0000EE"/>
-            <w:u w:val="single"/>
-          </w:rPr>
-          <w:t>6:17</w:t>
-        </w:r>
-      </w:hyperlink>
-      <w:r>
-        <w:rPr>
-          <w:lang w:val="zh_TW" w:bidi="zh_TW"/>
-        </w:rPr>
-        <w:t>，</w:t>
-      </w:r>
-      <w:hyperlink r:id="rId142">
-        <w:r>
-          <w:rPr>
-            <w:lang w:val="zh_TW" w:bidi="zh_TW"/>
-          </w:rPr>
-          <w:rPr>
-            <w:color w:val="0000EE"/>
-            <w:u w:val="single"/>
-          </w:rPr>
-          <w:t>9:5–6</w:t>
-        </w:r>
-      </w:hyperlink>
-      <w:r>
-        <w:rPr>
-          <w:lang w:val="zh_TW" w:bidi="zh_TW"/>
-        </w:rPr>
-        <w:t>，</w:t>
-      </w:r>
-      <w:hyperlink r:id="rId131">
-        <w:r>
-          <w:rPr>
-            <w:lang w:val="zh_TW" w:bidi="zh_TW"/>
-          </w:rPr>
-          <w:rPr>
-            <w:color w:val="0000EE"/>
-            <w:u w:val="single"/>
-          </w:rPr>
-          <w:t>49:29–33；</w:t>
-        </w:r>
-      </w:hyperlink>
-      <w:hyperlink r:id="rId143">
-        <w:r>
-          <w:rPr>
-            <w:lang w:val="zh_TW" w:bidi="zh_TW"/>
-          </w:rPr>
-          <w:rPr>
-            <w:color w:val="0000EE"/>
-            <w:u w:val="single"/>
-          </w:rPr>
-          <w:t>出21:12–17</w:t>
-        </w:r>
-      </w:hyperlink>
-      <w:r>
-        <w:rPr>
-          <w:lang w:val="zh_TW" w:bidi="zh_TW"/>
-        </w:rPr>
-        <w:t>，</w:t>
-      </w:r>
-      <w:hyperlink r:id="rId144">
-        <w:r>
-          <w:rPr>
-            <w:lang w:val="zh_TW" w:bidi="zh_TW"/>
-          </w:rPr>
-          <w:rPr>
-            <w:color w:val="0000EE"/>
-            <w:u w:val="single"/>
-          </w:rPr>
-          <w:t>28–29</w:t>
-        </w:r>
-      </w:hyperlink>
-      <w:r>
-        <w:rPr>
-          <w:lang w:val="zh_TW" w:bidi="zh_TW"/>
-        </w:rPr>
-        <w:t>，</w:t>
-      </w:r>
-      <w:hyperlink r:id="rId145">
-        <w:r>
-          <w:rPr>
-            <w:lang w:val="zh_TW" w:bidi="zh_TW"/>
-          </w:rPr>
-          <w:rPr>
-            <w:color w:val="0000EE"/>
-            <w:u w:val="single"/>
-          </w:rPr>
-          <w:t>23:7</w:t>
-        </w:r>
-      </w:hyperlink>
-      <w:r>
-        <w:rPr>
-          <w:lang w:val="zh_TW" w:bidi="zh_TW"/>
-        </w:rPr>
-        <w:t>，</w:t>
-      </w:r>
-      <w:hyperlink r:id="rId146">
-        <w:r>
-          <w:rPr>
-            <w:lang w:val="zh_TW" w:bidi="zh_TW"/>
-          </w:rPr>
-          <w:rPr>
-            <w:color w:val="0000EE"/>
-            <w:u w:val="single"/>
-          </w:rPr>
-          <w:t>31:14–15；</w:t>
-        </w:r>
-      </w:hyperlink>
-      <w:hyperlink r:id="rId123">
-        <w:r>
-          <w:rPr>
-            <w:lang w:val="zh_TW" w:bidi="zh_TW"/>
-          </w:rPr>
-          <w:rPr>
-            <w:color w:val="0000EE"/>
-            <w:u w:val="single"/>
-          </w:rPr>
-          <w:t>利24:16；</w:t>
-        </w:r>
-      </w:hyperlink>
-      <w:hyperlink r:id="rId130">
-        <w:r>
-          <w:rPr>
-            <w:lang w:val="zh_TW" w:bidi="zh_TW"/>
-          </w:rPr>
-          <w:rPr>
-            <w:color w:val="0000EE"/>
-            <w:u w:val="single"/>
-          </w:rPr>
-          <w:t>申32:39；</w:t>
-        </w:r>
-      </w:hyperlink>
-      <w:hyperlink r:id="rId147">
-        <w:r>
-          <w:rPr>
-            <w:lang w:val="zh_TW" w:bidi="zh_TW"/>
-          </w:rPr>
-          <w:rPr>
-            <w:color w:val="0000EE"/>
-            <w:u w:val="single"/>
-          </w:rPr>
-          <w:t>伯10:18–22</w:t>
-        </w:r>
-      </w:hyperlink>
-      <w:r>
-        <w:rPr>
-          <w:lang w:val="zh_TW" w:bidi="zh_TW"/>
-        </w:rPr>
-        <w:t>，</w:t>
-      </w:r>
-      <w:hyperlink r:id="rId58">
-        <w:r>
-          <w:rPr>
-            <w:lang w:val="zh_TW" w:bidi="zh_TW"/>
-          </w:rPr>
-          <w:rPr>
-            <w:color w:val="0000EE"/>
-            <w:u w:val="single"/>
-          </w:rPr>
-          <w:t>19:25–27；</w:t>
-        </w:r>
-      </w:hyperlink>
-      <w:hyperlink r:id="rId148">
-        <w:r>
-          <w:rPr>
-            <w:lang w:val="zh_TW" w:bidi="zh_TW"/>
-          </w:rPr>
-          <w:rPr>
-            <w:color w:val="0000EE"/>
-            <w:u w:val="single"/>
-          </w:rPr>
-          <w:t>詩90:1–12</w:t>
-        </w:r>
-      </w:hyperlink>
-      <w:r>
-        <w:rPr>
-          <w:lang w:val="zh_TW" w:bidi="zh_TW"/>
-        </w:rPr>
-        <w:t>，</w:t>
-      </w:r>
-      <w:hyperlink r:id="rId127">
-        <w:r>
-          <w:rPr>
-            <w:lang w:val="zh_TW" w:bidi="zh_TW"/>
-          </w:rPr>
-          <w:rPr>
-            <w:color w:val="0000EE"/>
-            <w:u w:val="single"/>
-          </w:rPr>
-          <w:t>94:17；</w:t>
-        </w:r>
-      </w:hyperlink>
-      <w:hyperlink r:id="rId129">
-        <w:r>
-          <w:rPr>
-            <w:lang w:val="zh_TW" w:bidi="zh_TW"/>
-          </w:rPr>
-          <w:rPr>
-            <w:color w:val="0000EE"/>
-            <w:u w:val="single"/>
-          </w:rPr>
-          <w:t>箴14:32；</w:t>
-        </w:r>
-      </w:hyperlink>
-      <w:hyperlink r:id="rId149">
-        <w:r>
-          <w:rPr>
-            <w:lang w:val="zh_TW" w:bidi="zh_TW"/>
-          </w:rPr>
-          <w:rPr>
-            <w:color w:val="0000EE"/>
-            <w:u w:val="single"/>
-          </w:rPr>
-          <w:t>傳12:1–7；</w:t>
-        </w:r>
-      </w:hyperlink>
-      <w:hyperlink r:id="rId132">
-        <w:r>
-          <w:rPr>
-            <w:lang w:val="zh_TW" w:bidi="zh_TW"/>
-          </w:rPr>
-          <w:rPr>
-            <w:color w:val="0000EE"/>
-            <w:u w:val="single"/>
-          </w:rPr>
-          <w:t>賽25:6–9</w:t>
-        </w:r>
-      </w:hyperlink>
-      <w:r>
-        <w:rPr>
-          <w:lang w:val="zh_TW" w:bidi="zh_TW"/>
-        </w:rPr>
-        <w:t>，</w:t>
-      </w:r>
-      <w:hyperlink r:id="rId49">
-        <w:r>
-          <w:rPr>
-            <w:lang w:val="zh_TW" w:bidi="zh_TW"/>
-          </w:rPr>
-          <w:rPr>
-            <w:color w:val="0000EE"/>
-            <w:u w:val="single"/>
-          </w:rPr>
-          <w:t>26:19</w:t>
-        </w:r>
-      </w:hyperlink>
-      <w:r>
-        <w:rPr>
-          <w:lang w:val="zh_TW" w:bidi="zh_TW"/>
-        </w:rPr>
-        <w:t>，</w:t>
-      </w:r>
-      <w:hyperlink r:id="rId119">
-        <w:r>
-          <w:rPr>
-            <w:lang w:val="zh_TW" w:bidi="zh_TW"/>
-          </w:rPr>
-          <w:rPr>
-            <w:color w:val="0000EE"/>
-            <w:u w:val="single"/>
-          </w:rPr>
-          <w:t>40:6–8；</w:t>
-        </w:r>
-      </w:hyperlink>
-      <w:hyperlink r:id="rId93">
-        <w:r>
-          <w:rPr>
-            <w:lang w:val="zh_TW" w:bidi="zh_TW"/>
-          </w:rPr>
-          <w:rPr>
-            <w:color w:val="0000EE"/>
-            <w:u w:val="single"/>
-          </w:rPr>
-          <w:t>但12:2–3；</w:t>
-        </w:r>
-      </w:hyperlink>
-      <w:hyperlink r:id="rId69">
-        <w:r>
-          <w:rPr>
-            <w:lang w:val="zh_TW" w:bidi="zh_TW"/>
-          </w:rPr>
-          <w:rPr>
-            <w:color w:val="0000EE"/>
-            <w:u w:val="single"/>
-          </w:rPr>
-          <w:t>可12:26–27；</w:t>
-        </w:r>
-      </w:hyperlink>
-      <w:hyperlink r:id="rId150">
-        <w:r>
-          <w:rPr>
-            <w:lang w:val="zh_TW" w:bidi="zh_TW"/>
-          </w:rPr>
-          <w:rPr>
-            <w:color w:val="0000EE"/>
-            <w:u w:val="single"/>
-          </w:rPr>
-          <w:t>羅5:12–17；</w:t>
-        </w:r>
-      </w:hyperlink>
-      <w:hyperlink r:id="rId151">
-        <w:r>
-          <w:rPr>
-            <w:lang w:val="zh_TW" w:bidi="zh_TW"/>
-          </w:rPr>
-          <w:rPr>
-            <w:color w:val="0000EE"/>
-            <w:u w:val="single"/>
-          </w:rPr>
-          <w:t>林前15:20–26</w:t>
-        </w:r>
-      </w:hyperlink>
-      <w:r>
-        <w:rPr>
-          <w:lang w:val="zh_TW" w:bidi="zh_TW"/>
-        </w:rPr>
-        <w:t>，</w:t>
-      </w:r>
-      <w:hyperlink r:id="rId152">
-        <w:r>
-          <w:rPr>
-            <w:lang w:val="zh_TW" w:bidi="zh_TW"/>
-          </w:rPr>
-          <w:rPr>
-            <w:color w:val="0000EE"/>
-            <w:u w:val="single"/>
-          </w:rPr>
-          <w:t>51–58；</w:t>
-        </w:r>
-      </w:hyperlink>
-      <w:hyperlink r:id="rId153">
-        <w:r>
-          <w:rPr>
-            <w:lang w:val="zh_TW" w:bidi="zh_TW"/>
-          </w:rPr>
-          <w:rPr>
-            <w:color w:val="0000EE"/>
-            <w:u w:val="single"/>
-          </w:rPr>
-          <w:t>啟20:4–6</w:t>
-        </w:r>
-      </w:hyperlink>
-      <w:r>
-        <w:rPr>
-          <w:lang w:val="zh_TW" w:bidi="zh_TW"/>
-        </w:rPr>
-        <w:t>，</w:t>
-      </w:r>
-      <w:hyperlink r:id="rId112">
-        <w:r>
-          <w:rPr>
-            <w:lang w:val="zh_TW" w:bidi="zh_TW"/>
-          </w:rPr>
-          <w:rPr>
-            <w:color w:val="0000EE"/>
-            <w:u w:val="single"/>
-          </w:rPr>
-          <w:t>11–15</w:t>
-        </w:r>
-      </w:hyperlink>
-      <w:r>
-        <w:rPr>
-          <w:lang w:val="zh_TW" w:bidi="zh_TW"/>
-        </w:rPr>
-        <w:t>，</w:t>
-      </w:r>
-      <w:hyperlink r:id="rId154">
-        <w:r>
-          <w:rPr>
-            <w:lang w:val="zh_TW" w:bidi="zh_TW"/>
-          </w:rPr>
-          <w:rPr>
-            <w:color w:val="0000EE"/>
-            <w:u w:val="single"/>
-          </w:rPr>
-          <w:t>21:3–8</w:t>
-        </w:r>
-      </w:hyperlink>
-      <w:r>
-        <w:rPr>
-          <w:lang w:val="zh_TW" w:bidi="zh_TW"/>
-        </w:rPr>
-      </w:r>
-      <w:r>
-        <w:rPr>
-          <w:lang w:val="zh_TW" w:bidi="zh_TW"/>
-        </w:rPr>
-      </w:r>
-    </w:p>
-    <w:p>
-      <w:pPr/>
-      <w:r>
-        <w:rPr>
-          <w:lang w:val="zh_TW" w:bidi="zh_TW"/>
-        </w:rPr>
-      </w:r>
-    </w:p>
-    <w:p>
-      <w:pPr>
-        <w:pStyle w:val="Heading2"/>
-      </w:pPr>
-      <w:r>
-        <w:rPr>
-          <w:lang w:val="zh_TW" w:bidi="zh_TW"/>
-        </w:rPr>
-        <w:t>四個世界的帝國</w:t>
-      </w:r>
-      <w:r>
-        <w:rPr>
-          <w:lang w:val="zh_TW" w:bidi="zh_TW"/>
-        </w:rPr>
-      </w:r>
-    </w:p>
-    <w:p>
-      <w:pPr/>
-      <w:r>
-        <w:rPr>
-          <w:lang w:val="zh_TW" w:bidi="zh_TW"/>
-        </w:rPr>
-      </w:r>
-      <w:r>
-        <w:rPr>
-          <w:lang w:val="zh_TW" w:bidi="zh_TW"/>
-        </w:rPr>
-        <w:t>但以理書記載了兩個重要的異象，揭示神如何掌管歷史的進程。第一個異象是巴比倫王尼布甲尼撒所作的夢（</w:t>
-      </w:r>
-      <w:hyperlink r:id="rId155">
-        <w:r>
-          <w:rPr>
-            <w:lang w:val="zh_TW" w:bidi="zh_TW"/>
-          </w:rPr>
-          <w:rPr>
-            <w:color w:val="0000EE"/>
-            <w:u w:val="single"/>
-          </w:rPr>
-          <w:t>2</w:t>
-        </w:r>
-      </w:hyperlink>
-      <w:r>
-        <w:rPr>
-          <w:lang w:val="zh_TW" w:bidi="zh_TW"/>
-        </w:rPr>
-        <w:t>章），第二個是先知但以理所見類似的異象（</w:t>
-      </w:r>
-      <w:hyperlink r:id="rId156">
-        <w:r>
-          <w:rPr>
-            <w:lang w:val="zh_TW" w:bidi="zh_TW"/>
-          </w:rPr>
-          <w:rPr>
-            <w:color w:val="0000EE"/>
-            <w:u w:val="single"/>
-          </w:rPr>
-          <w:t>7</w:t>
-        </w:r>
-      </w:hyperlink>
-      <w:r>
-        <w:rPr>
-          <w:lang w:val="zh_TW" w:bidi="zh_TW"/>
-        </w:rPr>
-        <w:t>章）。這兩個異象都提到了四個世界的帝國。</w:t>
-      </w:r>
-    </w:p>
-    <w:p>
-      <w:pPr/>
-      <w:r>
-        <w:rPr>
-          <w:lang w:val="zh_TW" w:bidi="zh_TW"/>
-        </w:rPr>
-      </w:r>
-      <w:r>
-        <w:rPr>
-          <w:lang w:val="zh_TW" w:bidi="zh_TW"/>
-        </w:rPr>
-        <w:t>雖然人們對這四個帝國有不同解釋，但許多重要的基督教教師卻持有一致的看法。早期基督教教師（或「教父」）希坡律陀（Hippolytus，公元170年至236年），認為這四個帝國分別是：</w:t>
-      </w:r>
-    </w:p>
-    <w:p>
-      <w:pPr>
-        <w:pStyle w:val="ListBullet"/>
-        <w:spacing w:line="240" w:lineRule="auto"/>
-        <w:ind w:left="720"/>
-      </w:pPr>
-      <w:r>
-        <w:rPr>
-          <w:lang w:val="zh_TW" w:bidi="zh_TW"/>
-        </w:rPr>
-      </w:r>
-      <w:r>
-        <w:rPr>
-          <w:lang w:val="zh_TW" w:bidi="zh_TW"/>
-        </w:rPr>
-        <w:t>巴比倫，</w:t>
-      </w:r>
-    </w:p>
-    <w:p>
-      <w:pPr>
-        <w:pStyle w:val="ListBullet"/>
-        <w:spacing w:line="240" w:lineRule="auto"/>
-        <w:ind w:left="720"/>
-      </w:pPr>
-      <w:r>
-        <w:rPr>
-          <w:lang w:val="zh_TW" w:bidi="zh_TW"/>
-        </w:rPr>
-      </w:r>
-      <w:r>
-        <w:rPr>
-          <w:lang w:val="zh_TW" w:bidi="zh_TW"/>
-        </w:rPr>
-        <w:t>米底亞—波斯，</w:t>
-      </w:r>
-    </w:p>
-    <w:p>
-      <w:pPr>
-        <w:pStyle w:val="ListBullet"/>
-        <w:spacing w:line="240" w:lineRule="auto"/>
-        <w:ind w:left="720"/>
-      </w:pPr>
-      <w:r>
-        <w:rPr>
-          <w:lang w:val="zh_TW" w:bidi="zh_TW"/>
-        </w:rPr>
-      </w:r>
-      <w:r>
-        <w:rPr>
-          <w:lang w:val="zh_TW" w:bidi="zh_TW"/>
-        </w:rPr>
-        <w:t>希臘，以及</w:t>
-      </w:r>
-    </w:p>
-    <w:p>
-      <w:pPr>
-        <w:pStyle w:val="ListBullet"/>
-        <w:spacing w:line="240" w:lineRule="auto"/>
-        <w:ind w:left="720"/>
-      </w:pPr>
-      <w:r>
-        <w:rPr>
-          <w:lang w:val="zh_TW" w:bidi="zh_TW"/>
-        </w:rPr>
-      </w:r>
-      <w:r>
-        <w:rPr>
-          <w:lang w:val="zh_TW" w:bidi="zh_TW"/>
-        </w:rPr>
-        <w:t>羅馬。</w:t>
-      </w:r>
-    </w:p>
-    <w:p>
-      <w:pPr/>
-      <w:r>
-        <w:rPr>
-          <w:lang w:val="zh_TW" w:bidi="zh_TW"/>
-        </w:rPr>
-      </w:r>
-      <w:r>
-        <w:rPr>
-          <w:lang w:val="zh_TW" w:bidi="zh_TW"/>
-        </w:rPr>
-        <w:t>另一位教父兼教會歷史學家凱撒利亞的優西比烏（Eusebius of Caesarea，公元260–340年）認為，第一個帝國就是亞述（曾統治過巴比倫），但後來他也接受希坡律陀的看法。大多數早期基督教教師也同意這樣的理解。後來兩位教父耶柔米（Jerome）與奧古斯丁（Augustine），也同意這一解釋。直到今日，許多聖經教師仍然接受這四大帝國的觀點。</w:t>
-      </w:r>
-    </w:p>
-    <w:p>
-      <w:pPr/>
-      <w:r>
-        <w:rPr>
-          <w:lang w:val="zh_TW" w:bidi="zh_TW"/>
-        </w:rPr>
-      </w:r>
-      <w:r>
-        <w:rPr>
-          <w:lang w:val="zh_TW" w:bidi="zh_TW"/>
-        </w:rPr>
-        <w:t>古代和現代也有一些人主張希臘是第四個帝國，並認為米底亞和波斯是分開的兩國。這些教師通常持有這種觀點，因為他們認為但以理書是在羅馬帝國出現之前寫成的，因此不可能預言未來的事。然而，歷史上普遍認為米底亞和波斯是一個帝國。當波斯王塞魯士二世（Cyrus II）於公元前539年攻下巴比倫時，波斯實際上已大致融合了米底亞王國。</w:t>
-      </w:r>
-    </w:p>
-    <w:p>
-      <w:pPr/>
-      <w:r>
-        <w:rPr>
-          <w:lang w:val="zh_TW" w:bidi="zh_TW"/>
-        </w:rPr>
-      </w:r>
-      <w:r>
-        <w:rPr>
-          <w:lang w:val="zh_TW" w:bidi="zh_TW"/>
-        </w:rPr>
-        <w:t>普遍的看法認為第四個帝國是羅馬。然而，但以理異象中所描述的邪惡與非人性特質，不僅限於歷史上的羅馬帝國。這些異象所描繪的，是世界及其政權體系的面貌。神的國將毀滅並取代這一切國度，它是「一塊……鑿出來的石頭」（</w:t>
-      </w:r>
-      <w:hyperlink r:id="rId157">
-        <w:r>
-          <w:rPr>
-            <w:lang w:val="zh_TW" w:bidi="zh_TW"/>
-          </w:rPr>
-          <w:rPr>
-            <w:color w:val="0000EE"/>
-            <w:u w:val="single"/>
-          </w:rPr>
-          <w:t>但2:34</w:t>
-        </w:r>
-      </w:hyperlink>
-      <w:r>
-        <w:rPr>
-          <w:lang w:val="zh_TW" w:bidi="zh_TW"/>
-        </w:rPr>
-        <w:t>）。在第</w:t>
-      </w:r>
-      <w:hyperlink r:id="rId155">
-        <w:r>
-          <w:rPr>
-            <w:lang w:val="zh_TW" w:bidi="zh_TW"/>
-          </w:rPr>
-          <w:rPr>
-            <w:color w:val="0000EE"/>
-            <w:u w:val="single"/>
-          </w:rPr>
-          <w:t>二</w:t>
-        </w:r>
-      </w:hyperlink>
-      <w:r>
-        <w:rPr>
-          <w:lang w:val="zh_TW" w:bidi="zh_TW"/>
-        </w:rPr>
-        <w:t>章中，雕像的金屬變得不那麼有價值，而在第</w:t>
-      </w:r>
-      <w:hyperlink r:id="rId156">
-        <w:r>
-          <w:rPr>
-            <w:lang w:val="zh_TW" w:bidi="zh_TW"/>
-          </w:rPr>
-          <w:rPr>
-            <w:color w:val="0000EE"/>
-            <w:u w:val="single"/>
-          </w:rPr>
-          <w:t>七</w:t>
-        </w:r>
-      </w:hyperlink>
-      <w:r>
-        <w:rPr>
-          <w:lang w:val="zh_TW" w:bidi="zh_TW"/>
-        </w:rPr>
-        <w:t>章中，出現的獸越來越兇殘與暴力。這些意象顯明人類文明逐漸敗壞，但神的國卻不斷增長、擴展，最終勝過萬國（</w:t>
-      </w:r>
-      <w:hyperlink r:id="rId158">
-        <w:r>
-          <w:rPr>
-            <w:lang w:val="zh_TW" w:bidi="zh_TW"/>
-          </w:rPr>
-          <w:rPr>
-            <w:color w:val="0000EE"/>
-            <w:u w:val="single"/>
-          </w:rPr>
-          <w:t>2:35</w:t>
-        </w:r>
-      </w:hyperlink>
-      <w:r>
-        <w:rPr>
-          <w:lang w:val="zh_TW" w:bidi="zh_TW"/>
-        </w:rPr>
-        <w:t>）。</w:t>
-      </w:r>
-    </w:p>
-    <w:p>
-      <w:pPr/>
-      <w:r>
-        <w:rPr>
-          <w:lang w:val="zh_TW" w:bidi="zh_TW"/>
-        </w:rPr>
-      </w:r>
-      <w:r>
-        <w:rPr>
-          <w:u w:val="single"/>
-          <w:lang w:val="zh_TW" w:bidi="zh_TW"/>
-        </w:rPr>
-        <w:t>進深研究的經文段落</w:t>
-      </w:r>
-    </w:p>
-    <w:p>
-      <w:pPr/>
-      <w:r>
-        <w:rPr>
-          <w:lang w:val="zh_TW" w:bidi="zh_TW"/>
-        </w:rPr>
-      </w:r>
-      <w:hyperlink r:id="rId155">
-        <w:r>
-          <w:rPr>
-            <w:lang w:val="zh_TW" w:bidi="zh_TW"/>
-          </w:rPr>
-          <w:rPr>
-            <w:color w:val="0000EE"/>
-            <w:u w:val="single"/>
-          </w:rPr>
-          <w:t>但2:1–49，</w:t>
-        </w:r>
-      </w:hyperlink>
-      <w:hyperlink r:id="rId156">
-        <w:r>
-          <w:rPr>
-            <w:lang w:val="zh_TW" w:bidi="zh_TW"/>
-          </w:rPr>
-          <w:rPr>
-            <w:color w:val="0000EE"/>
-            <w:u w:val="single"/>
-          </w:rPr>
-          <w:t>7:1–28</w:t>
+          <w:t>雅1:5</w:t>
         </w:r>
       </w:hyperlink>
       <w:r>

--- a/zht/docx/078.content.docx
+++ b/zht/docx/078.content.docx
@@ -19,7 +19,7 @@
         <w:rPr>
           <w:lang w:val="zh_TW" w:bidi="zh_TW"/>
         </w:rPr>
-        <w:t>Resource: Tyndale Open Study Notes</w:t>
+        <w:t>Resource: Aquifer Open Study Notes (Themes)</w:t>
       </w:r>
       <w:r>
         <w:rPr>
@@ -112,7 +112,7 @@
         <w:rPr>
           <w:lang w:val="zh_TW" w:bidi="zh_TW"/>
         </w:rPr>
-        <w:t>Tyndale Open Study Notes</w:t>
+        <w:t>Aquifer Open Study Notes (Themes)</w:t>
       </w:r>
     </w:p>
     <w:p>

--- a/zht/docx/078.content.docx
+++ b/zht/docx/078.content.docx
@@ -233,54 +233,36 @@
         </w:rPr>
         <w:t>神給所羅門王一個求取任何事物的機會，所羅門選擇求智慧。他希望能妥善治理神的子民，並明辨是非（</w:t>
       </w:r>
-      <w:hyperlink r:id="rId13">
-        <w:r>
-          <w:rPr>
-            <w:lang w:val="zh_TW" w:bidi="zh_TW"/>
-          </w:rPr>
-          <w:rPr>
-            <w:color w:val="0000EE"/>
-            <w:u w:val="single"/>
-          </w:rPr>
-          <w:t>王上3:9</w:t>
-        </w:r>
-      </w:hyperlink>
+      <w:r>
+        <w:rPr>
+          <w:lang w:val="zh_TW" w:bidi="zh_TW"/>
+        </w:rPr>
+        <w:t>王上3:9</w:t>
+      </w:r>
       <w:r>
         <w:rPr>
           <w:lang w:val="zh_TW" w:bidi="zh_TW"/>
         </w:rPr>
         <w:t>）。因著這個無私的選擇，神不僅賜給他所求的智慧，也賜給他因善用智慧而帶來的諸多賞賜（</w:t>
       </w:r>
-      <w:hyperlink r:id="rId14">
-        <w:r>
-          <w:rPr>
-            <w:lang w:val="zh_TW" w:bidi="zh_TW"/>
-          </w:rPr>
-          <w:rPr>
-            <w:color w:val="0000EE"/>
-            <w:u w:val="single"/>
-          </w:rPr>
-          <w:t>3:12、13–14</w:t>
-        </w:r>
-      </w:hyperlink>
+      <w:r>
+        <w:rPr>
+          <w:lang w:val="zh_TW" w:bidi="zh_TW"/>
+        </w:rPr>
+        <w:t>3:12、13–14</w:t>
+      </w:r>
       <w:r>
         <w:rPr>
           <w:lang w:val="zh_TW" w:bidi="zh_TW"/>
         </w:rPr>
         <w:t>；</w:t>
       </w:r>
-      <w:hyperlink r:id="rId15">
-        <w:r>
-          <w:rPr>
-            <w:lang w:val="zh_TW" w:bidi="zh_TW"/>
-          </w:rPr>
-          <w:rPr>
-            <w:color w:val="0000EE"/>
-            <w:u w:val="single"/>
-          </w:rPr>
-          <w:t>代下1:14–17</w:t>
-        </w:r>
-      </w:hyperlink>
+      <w:r>
+        <w:rPr>
+          <w:lang w:val="zh_TW" w:bidi="zh_TW"/>
+        </w:rPr>
+        <w:t>代下1:14–17</w:t>
+      </w:r>
       <w:r>
         <w:rPr>
           <w:lang w:val="zh_TW" w:bidi="zh_TW"/>
@@ -301,36 +283,24 @@
         </w:rPr>
         <w:t>所羅門的智慧隨即在行為中展現出來。他以智慧處理一場爭奪孩子的糾紛，令人驚嘆不已（</w:t>
       </w:r>
-      <w:hyperlink r:id="rId16">
-        <w:r>
-          <w:rPr>
-            <w:lang w:val="zh_TW" w:bidi="zh_TW"/>
-          </w:rPr>
-          <w:rPr>
-            <w:color w:val="0000EE"/>
-            <w:u w:val="single"/>
-          </w:rPr>
-          <w:t>王上3:16–28</w:t>
-        </w:r>
-      </w:hyperlink>
+      <w:r>
+        <w:rPr>
+          <w:lang w:val="zh_TW" w:bidi="zh_TW"/>
+        </w:rPr>
+        <w:t>王上3:16–28</w:t>
+      </w:r>
       <w:r>
         <w:rPr>
           <w:lang w:val="zh_TW" w:bidi="zh_TW"/>
         </w:rPr>
         <w:t>）。後來示巴女王來訪，向他提出許多難題，結果發現他的智慧遠超過她所聽聞的（</w:t>
       </w:r>
-      <w:hyperlink r:id="rId17">
-        <w:r>
-          <w:rPr>
-            <w:lang w:val="zh_TW" w:bidi="zh_TW"/>
-          </w:rPr>
-          <w:rPr>
-            <w:color w:val="0000EE"/>
-            <w:u w:val="single"/>
-          </w:rPr>
-          <w:t>10:1–9</w:t>
-        </w:r>
-      </w:hyperlink>
+      <w:r>
+        <w:rPr>
+          <w:lang w:val="zh_TW" w:bidi="zh_TW"/>
+        </w:rPr>
+        <w:t>10:1–9</w:t>
+      </w:r>
       <w:r>
         <w:rPr>
           <w:lang w:val="zh_TW" w:bidi="zh_TW"/>
@@ -399,18 +369,12 @@
         </w:rPr>
         <w:t>（</w:t>
       </w:r>
-      <w:hyperlink r:id="rId18">
-        <w:r>
-          <w:rPr>
-            <w:lang w:val="zh_TW" w:bidi="zh_TW"/>
-          </w:rPr>
-          <w:rPr>
-            <w:color w:val="0000EE"/>
-            <w:u w:val="single"/>
-          </w:rPr>
-          <w:t>4:1–28</w:t>
-        </w:r>
-      </w:hyperlink>
+      <w:r>
+        <w:rPr>
+          <w:lang w:val="zh_TW" w:bidi="zh_TW"/>
+        </w:rPr>
+        <w:t>4:1–28</w:t>
+      </w:r>
       <w:r>
         <w:rPr>
           <w:lang w:val="zh_TW" w:bidi="zh_TW"/>
@@ -435,18 +399,12 @@
         </w:rPr>
         <w:t>他如何處理與其它國家和王的外交關係（</w:t>
       </w:r>
-      <w:hyperlink r:id="rId19">
-        <w:r>
-          <w:rPr>
-            <w:lang w:val="zh_TW" w:bidi="zh_TW"/>
-          </w:rPr>
-          <w:rPr>
-            <w:color w:val="0000EE"/>
-            <w:u w:val="single"/>
-          </w:rPr>
-          <w:t>5:1–9</w:t>
-        </w:r>
-      </w:hyperlink>
+      <w:r>
+        <w:rPr>
+          <w:lang w:val="zh_TW" w:bidi="zh_TW"/>
+        </w:rPr>
+        <w:t>5:1–9</w:t>
+      </w:r>
       <w:r>
         <w:rPr>
           <w:lang w:val="zh_TW" w:bidi="zh_TW"/>
@@ -471,18 +429,12 @@
         </w:rPr>
         <w:t>他所建造的建築，尤其是聖殿與王宮（</w:t>
       </w:r>
-      <w:hyperlink r:id="rId20">
-        <w:r>
-          <w:rPr>
-            <w:lang w:val="zh_TW" w:bidi="zh_TW"/>
-          </w:rPr>
-          <w:rPr>
-            <w:color w:val="0000EE"/>
-            <w:u w:val="single"/>
-          </w:rPr>
-          <w:t>5:10–7:51</w:t>
-        </w:r>
-      </w:hyperlink>
+      <w:r>
+        <w:rPr>
+          <w:lang w:val="zh_TW" w:bidi="zh_TW"/>
+        </w:rPr>
+        <w:t>5:10–7:51</w:t>
+      </w:r>
       <w:r>
         <w:rPr>
           <w:lang w:val="zh_TW" w:bidi="zh_TW"/>
@@ -507,36 +459,24 @@
         </w:rPr>
         <w:t>他與其它國家的商業往來與貿易（</w:t>
       </w:r>
-      <w:hyperlink r:id="rId21">
-        <w:r>
-          <w:rPr>
-            <w:lang w:val="zh_TW" w:bidi="zh_TW"/>
-          </w:rPr>
-          <w:rPr>
-            <w:color w:val="0000EE"/>
-            <w:u w:val="single"/>
-          </w:rPr>
-          <w:t>9:26–28</w:t>
-        </w:r>
-      </w:hyperlink>
+      <w:r>
+        <w:rPr>
+          <w:lang w:val="zh_TW" w:bidi="zh_TW"/>
+        </w:rPr>
+        <w:t>9:26–28</w:t>
+      </w:r>
       <w:r>
         <w:rPr>
           <w:lang w:val="zh_TW" w:bidi="zh_TW"/>
         </w:rPr>
         <w:t>，</w:t>
       </w:r>
-      <w:hyperlink r:id="rId22">
-        <w:r>
-          <w:rPr>
-            <w:lang w:val="zh_TW" w:bidi="zh_TW"/>
-          </w:rPr>
-          <w:rPr>
-            <w:color w:val="0000EE"/>
-            <w:u w:val="single"/>
-          </w:rPr>
-          <w:t>10:14–29</w:t>
-        </w:r>
-      </w:hyperlink>
+      <w:r>
+        <w:rPr>
+          <w:lang w:val="zh_TW" w:bidi="zh_TW"/>
+        </w:rPr>
+        <w:t>10:14–29</w:t>
+      </w:r>
       <w:r>
         <w:rPr>
           <w:lang w:val="zh_TW" w:bidi="zh_TW"/>
@@ -557,18 +497,12 @@
         </w:rPr>
         <w:t>所羅門獲得廣博的知識 （</w:t>
       </w:r>
-      <w:hyperlink r:id="rId23">
-        <w:r>
-          <w:rPr>
-            <w:lang w:val="zh_TW" w:bidi="zh_TW"/>
-          </w:rPr>
-          <w:rPr>
-            <w:color w:val="0000EE"/>
-            <w:u w:val="single"/>
-          </w:rPr>
-          <w:t>4:29–33</w:t>
-        </w:r>
-      </w:hyperlink>
+      <w:r>
+        <w:rPr>
+          <w:lang w:val="zh_TW" w:bidi="zh_TW"/>
+        </w:rPr>
+        <w:t>4:29–33</w:t>
+      </w:r>
       <w:r>
         <w:rPr>
           <w:lang w:val="zh_TW" w:bidi="zh_TW"/>
@@ -587,54 +521,36 @@
         </w:rPr>
         <w:t>）和詩歌 （</w:t>
       </w:r>
-      <w:hyperlink r:id="rId24">
-        <w:r>
-          <w:rPr>
-            <w:lang w:val="zh_TW" w:bidi="zh_TW"/>
-          </w:rPr>
-          <w:rPr>
-            <w:color w:val="0000EE"/>
-            <w:u w:val="single"/>
-          </w:rPr>
-          <w:t>詩72</w:t>
-        </w:r>
-      </w:hyperlink>
+      <w:r>
+        <w:rPr>
+          <w:lang w:val="zh_TW" w:bidi="zh_TW"/>
+        </w:rPr>
+        <w:t>詩72</w:t>
+      </w:r>
       <w:r>
         <w:rPr>
           <w:lang w:val="zh_TW" w:bidi="zh_TW"/>
         </w:rPr>
         <w:t>，</w:t>
       </w:r>
-      <w:hyperlink r:id="rId25">
-        <w:r>
-          <w:rPr>
-            <w:lang w:val="zh_TW" w:bidi="zh_TW"/>
-          </w:rPr>
-          <w:rPr>
-            <w:color w:val="0000EE"/>
-            <w:u w:val="single"/>
-          </w:rPr>
-          <w:t>127</w:t>
-        </w:r>
-      </w:hyperlink>
+      <w:r>
+        <w:rPr>
+          <w:lang w:val="zh_TW" w:bidi="zh_TW"/>
+        </w:rPr>
+        <w:t>127</w:t>
+      </w:r>
       <w:r>
         <w:rPr>
           <w:lang w:val="zh_TW" w:bidi="zh_TW"/>
         </w:rPr>
         <w:t>），也寫下愛情詩（見雅歌）和哲學作品（見傳道書）。他運用智慧來建造聖殿 （</w:t>
       </w:r>
-      <w:hyperlink r:id="rId26">
-        <w:r>
-          <w:rPr>
-            <w:lang w:val="zh_TW" w:bidi="zh_TW"/>
-          </w:rPr>
-          <w:rPr>
-            <w:color w:val="0000EE"/>
-            <w:u w:val="single"/>
-          </w:rPr>
-          <w:t>代下2:12</w:t>
-        </w:r>
-      </w:hyperlink>
+      <w:r>
+        <w:rPr>
+          <w:lang w:val="zh_TW" w:bidi="zh_TW"/>
+        </w:rPr>
+        <w:t>代下2:12</w:t>
+      </w:r>
       <w:r>
         <w:rPr>
           <w:lang w:val="zh_TW" w:bidi="zh_TW"/>
@@ -653,18 +569,12 @@
         </w:rPr>
         <w:t>（</w:t>
       </w:r>
-      <w:hyperlink r:id="rId27">
-        <w:r>
-          <w:rPr>
-            <w:lang w:val="zh_TW" w:bidi="zh_TW"/>
-          </w:rPr>
-          <w:rPr>
-            <w:color w:val="0000EE"/>
-            <w:u w:val="single"/>
-          </w:rPr>
-          <w:t>出31:1–3</w:t>
-        </w:r>
-      </w:hyperlink>
+      <w:r>
+        <w:rPr>
+          <w:lang w:val="zh_TW" w:bidi="zh_TW"/>
+        </w:rPr>
+        <w:t>出31:1–3</w:t>
+      </w:r>
       <w:r>
         <w:rPr>
           <w:lang w:val="zh_TW" w:bidi="zh_TW"/>
@@ -697,18 +607,12 @@
         </w:rPr>
         <w:t>」（</w:t>
       </w:r>
-      <w:hyperlink r:id="rId28">
-        <w:r>
-          <w:rPr>
-            <w:lang w:val="zh_TW" w:bidi="zh_TW"/>
-          </w:rPr>
-          <w:rPr>
-            <w:color w:val="0000EE"/>
-            <w:u w:val="single"/>
-          </w:rPr>
-          <w:t>太12:42</w:t>
-        </w:r>
-      </w:hyperlink>
+      <w:r>
+        <w:rPr>
+          <w:lang w:val="zh_TW" w:bidi="zh_TW"/>
+        </w:rPr>
+        <w:t>太12:42</w:t>
+      </w:r>
       <w:r>
         <w:rPr>
           <w:lang w:val="zh_TW" w:bidi="zh_TW"/>
@@ -751,90 +655,60 @@
         </w:rPr>
         <w:t>（</w:t>
       </w:r>
-      <w:hyperlink r:id="rId29">
-        <w:r>
-          <w:rPr>
-            <w:lang w:val="zh_TW" w:bidi="zh_TW"/>
-          </w:rPr>
-          <w:rPr>
-            <w:color w:val="0000EE"/>
-            <w:u w:val="single"/>
-          </w:rPr>
-          <w:t>林前1:24</w:t>
-        </w:r>
-      </w:hyperlink>
+      <w:r>
+        <w:rPr>
+          <w:lang w:val="zh_TW" w:bidi="zh_TW"/>
+        </w:rPr>
+        <w:t>林前1:24</w:t>
+      </w:r>
       <w:r>
         <w:rPr>
           <w:lang w:val="zh_TW" w:bidi="zh_TW"/>
         </w:rPr>
         <w:t>）。真正有智慧的生命，是以耶穌基督與聖經真理為中心的（</w:t>
       </w:r>
-      <w:hyperlink r:id="rId30">
-        <w:r>
-          <w:rPr>
-            <w:lang w:val="zh_TW" w:bidi="zh_TW"/>
-          </w:rPr>
-          <w:rPr>
-            <w:color w:val="0000EE"/>
-            <w:u w:val="single"/>
-          </w:rPr>
-          <w:t>林前1:18–25</w:t>
-        </w:r>
-      </w:hyperlink>
+      <w:r>
+        <w:rPr>
+          <w:lang w:val="zh_TW" w:bidi="zh_TW"/>
+        </w:rPr>
+        <w:t>林前1:18–25</w:t>
+      </w:r>
       <w:r>
         <w:rPr>
           <w:lang w:val="zh_TW" w:bidi="zh_TW"/>
         </w:rPr>
         <w:t>；</w:t>
       </w:r>
-      <w:hyperlink r:id="rId31">
-        <w:r>
-          <w:rPr>
-            <w:lang w:val="zh_TW" w:bidi="zh_TW"/>
-          </w:rPr>
-          <w:rPr>
-            <w:color w:val="0000EE"/>
-            <w:u w:val="single"/>
-          </w:rPr>
-          <w:t>西3:16</w:t>
-        </w:r>
-      </w:hyperlink>
+      <w:r>
+        <w:rPr>
+          <w:lang w:val="zh_TW" w:bidi="zh_TW"/>
+        </w:rPr>
+        <w:t>西3:16</w:t>
+      </w:r>
       <w:r>
         <w:rPr>
           <w:lang w:val="zh_TW" w:bidi="zh_TW"/>
         </w:rPr>
         <w:t>；</w:t>
       </w:r>
-      <w:hyperlink r:id="rId32">
-        <w:r>
-          <w:rPr>
-            <w:lang w:val="zh_TW" w:bidi="zh_TW"/>
-          </w:rPr>
-          <w:rPr>
-            <w:color w:val="0000EE"/>
-            <w:u w:val="single"/>
-          </w:rPr>
-          <w:t>彼後3:18</w:t>
-        </w:r>
-      </w:hyperlink>
+      <w:r>
+        <w:rPr>
+          <w:lang w:val="zh_TW" w:bidi="zh_TW"/>
+        </w:rPr>
+        <w:t>彼後3:18</w:t>
+      </w:r>
       <w:r>
         <w:rPr>
           <w:lang w:val="zh_TW" w:bidi="zh_TW"/>
         </w:rPr>
         <w:t>；</w:t>
       </w:r>
-      <w:hyperlink r:id="rId33">
-        <w:r>
-          <w:rPr>
-            <w:lang w:val="zh_TW" w:bidi="zh_TW"/>
-          </w:rPr>
-          <w:rPr>
-            <w:color w:val="0000EE"/>
-            <w:u w:val="single"/>
-          </w:rPr>
-          <w:t>提後3:14–17</w:t>
-        </w:r>
-      </w:hyperlink>
+      <w:r>
+        <w:rPr>
+          <w:lang w:val="zh_TW" w:bidi="zh_TW"/>
+        </w:rPr>
+        <w:t>提後3:14–17</w:t>
+      </w:r>
       <w:r>
         <w:rPr>
           <w:lang w:val="zh_TW" w:bidi="zh_TW"/>
@@ -864,270 +738,180 @@
           <w:lang w:val="zh_TW" w:bidi="zh_TW"/>
         </w:rPr>
       </w:r>
-      <w:hyperlink r:id="rId34">
-        <w:r>
-          <w:rPr>
-            <w:lang w:val="zh_TW" w:bidi="zh_TW"/>
-          </w:rPr>
-          <w:rPr>
-            <w:color w:val="0000EE"/>
-            <w:u w:val="single"/>
-          </w:rPr>
-          <w:t>出31:1–6</w:t>
-        </w:r>
-      </w:hyperlink>
+      <w:r>
+        <w:rPr>
+          <w:lang w:val="zh_TW" w:bidi="zh_TW"/>
+        </w:rPr>
+        <w:t>出31:1–6</w:t>
+      </w:r>
       <w:r>
         <w:rPr>
           <w:lang w:val="zh_TW" w:bidi="zh_TW"/>
         </w:rPr>
         <w:t>；</w:t>
       </w:r>
-      <w:hyperlink r:id="rId35">
-        <w:r>
-          <w:rPr>
-            <w:lang w:val="zh_TW" w:bidi="zh_TW"/>
-          </w:rPr>
-          <w:rPr>
-            <w:color w:val="0000EE"/>
-            <w:u w:val="single"/>
-          </w:rPr>
-          <w:t>王上3:5–14</w:t>
-        </w:r>
-      </w:hyperlink>
+      <w:r>
+        <w:rPr>
+          <w:lang w:val="zh_TW" w:bidi="zh_TW"/>
+        </w:rPr>
+        <w:t>王上3:5–14</w:t>
+      </w:r>
       <w:r>
         <w:rPr>
           <w:lang w:val="zh_TW" w:bidi="zh_TW"/>
         </w:rPr>
         <w:t>，</w:t>
       </w:r>
-      <w:hyperlink r:id="rId16">
-        <w:r>
-          <w:rPr>
-            <w:lang w:val="zh_TW" w:bidi="zh_TW"/>
-          </w:rPr>
-          <w:rPr>
-            <w:color w:val="0000EE"/>
-            <w:u w:val="single"/>
-          </w:rPr>
-          <w:t>3:16–28</w:t>
-        </w:r>
-      </w:hyperlink>
+      <w:r>
+        <w:rPr>
+          <w:lang w:val="zh_TW" w:bidi="zh_TW"/>
+        </w:rPr>
+        <w:t>3:16–28</w:t>
+      </w:r>
       <w:r>
         <w:rPr>
           <w:lang w:val="zh_TW" w:bidi="zh_TW"/>
         </w:rPr>
         <w:t>，</w:t>
       </w:r>
-      <w:hyperlink r:id="rId36">
-        <w:r>
-          <w:rPr>
-            <w:lang w:val="zh_TW" w:bidi="zh_TW"/>
-          </w:rPr>
-          <w:rPr>
-            <w:color w:val="0000EE"/>
-            <w:u w:val="single"/>
-          </w:rPr>
-          <w:t>4:29–34</w:t>
-        </w:r>
-      </w:hyperlink>
+      <w:r>
+        <w:rPr>
+          <w:lang w:val="zh_TW" w:bidi="zh_TW"/>
+        </w:rPr>
+        <w:t>4:29–34</w:t>
+      </w:r>
       <w:r>
         <w:rPr>
           <w:lang w:val="zh_TW" w:bidi="zh_TW"/>
         </w:rPr>
         <w:t>，</w:t>
       </w:r>
-      <w:hyperlink r:id="rId37">
-        <w:r>
-          <w:rPr>
-            <w:lang w:val="zh_TW" w:bidi="zh_TW"/>
-          </w:rPr>
-          <w:rPr>
-            <w:color w:val="0000EE"/>
-            <w:u w:val="single"/>
-          </w:rPr>
-          <w:t>5:2–7</w:t>
-        </w:r>
-      </w:hyperlink>
+      <w:r>
+        <w:rPr>
+          <w:lang w:val="zh_TW" w:bidi="zh_TW"/>
+        </w:rPr>
+        <w:t>5:2–7</w:t>
+      </w:r>
       <w:r>
         <w:rPr>
           <w:lang w:val="zh_TW" w:bidi="zh_TW"/>
         </w:rPr>
         <w:t>，</w:t>
       </w:r>
-      <w:hyperlink r:id="rId38">
-        <w:r>
-          <w:rPr>
-            <w:lang w:val="zh_TW" w:bidi="zh_TW"/>
-          </w:rPr>
-          <w:rPr>
-            <w:color w:val="0000EE"/>
-            <w:u w:val="single"/>
-          </w:rPr>
-          <w:t>10:1–13</w:t>
-        </w:r>
-      </w:hyperlink>
+      <w:r>
+        <w:rPr>
+          <w:lang w:val="zh_TW" w:bidi="zh_TW"/>
+        </w:rPr>
+        <w:t>10:1–13</w:t>
+      </w:r>
       <w:r>
         <w:rPr>
           <w:lang w:val="zh_TW" w:bidi="zh_TW"/>
         </w:rPr>
         <w:t>；</w:t>
       </w:r>
-      <w:hyperlink r:id="rId39">
-        <w:r>
-          <w:rPr>
-            <w:lang w:val="zh_TW" w:bidi="zh_TW"/>
-          </w:rPr>
-          <w:rPr>
-            <w:color w:val="0000EE"/>
-            <w:u w:val="single"/>
-          </w:rPr>
-          <w:t>代下1:7–12</w:t>
-        </w:r>
-      </w:hyperlink>
+      <w:r>
+        <w:rPr>
+          <w:lang w:val="zh_TW" w:bidi="zh_TW"/>
+        </w:rPr>
+        <w:t>代下1:7–12</w:t>
+      </w:r>
       <w:r>
         <w:rPr>
           <w:lang w:val="zh_TW" w:bidi="zh_TW"/>
         </w:rPr>
         <w:t>；</w:t>
       </w:r>
-      <w:hyperlink r:id="rId24">
-        <w:r>
-          <w:rPr>
-            <w:lang w:val="zh_TW" w:bidi="zh_TW"/>
-          </w:rPr>
-          <w:rPr>
-            <w:color w:val="0000EE"/>
-            <w:u w:val="single"/>
-          </w:rPr>
-          <w:t>詩72:1–20</w:t>
-        </w:r>
-      </w:hyperlink>
+      <w:r>
+        <w:rPr>
+          <w:lang w:val="zh_TW" w:bidi="zh_TW"/>
+        </w:rPr>
+        <w:t>詩72:1–20</w:t>
+      </w:r>
       <w:r>
         <w:rPr>
           <w:lang w:val="zh_TW" w:bidi="zh_TW"/>
         </w:rPr>
         <w:t>，</w:t>
       </w:r>
-      <w:hyperlink r:id="rId40">
-        <w:r>
-          <w:rPr>
-            <w:lang w:val="zh_TW" w:bidi="zh_TW"/>
-          </w:rPr>
-          <w:rPr>
-            <w:color w:val="0000EE"/>
-            <w:u w:val="single"/>
-          </w:rPr>
-          <w:t>111:10</w:t>
-        </w:r>
-      </w:hyperlink>
+      <w:r>
+        <w:rPr>
+          <w:lang w:val="zh_TW" w:bidi="zh_TW"/>
+        </w:rPr>
+        <w:t>111:10</w:t>
+      </w:r>
       <w:r>
         <w:rPr>
           <w:lang w:val="zh_TW" w:bidi="zh_TW"/>
         </w:rPr>
         <w:t>，</w:t>
       </w:r>
-      <w:hyperlink r:id="rId25">
-        <w:r>
-          <w:rPr>
-            <w:lang w:val="zh_TW" w:bidi="zh_TW"/>
-          </w:rPr>
-          <w:rPr>
-            <w:color w:val="0000EE"/>
-            <w:u w:val="single"/>
-          </w:rPr>
-          <w:t>127:1–5</w:t>
-        </w:r>
-      </w:hyperlink>
+      <w:r>
+        <w:rPr>
+          <w:lang w:val="zh_TW" w:bidi="zh_TW"/>
+        </w:rPr>
+        <w:t>127:1–5</w:t>
+      </w:r>
       <w:r>
         <w:rPr>
           <w:lang w:val="zh_TW" w:bidi="zh_TW"/>
         </w:rPr>
         <w:t>；</w:t>
       </w:r>
-      <w:hyperlink r:id="rId41">
-        <w:r>
-          <w:rPr>
-            <w:lang w:val="zh_TW" w:bidi="zh_TW"/>
-          </w:rPr>
-          <w:rPr>
-            <w:color w:val="0000EE"/>
-            <w:u w:val="single"/>
-          </w:rPr>
-          <w:t>傳12:9–14</w:t>
-        </w:r>
-      </w:hyperlink>
+      <w:r>
+        <w:rPr>
+          <w:lang w:val="zh_TW" w:bidi="zh_TW"/>
+        </w:rPr>
+        <w:t>傳12:9–14</w:t>
+      </w:r>
       <w:r>
         <w:rPr>
           <w:lang w:val="zh_TW" w:bidi="zh_TW"/>
         </w:rPr>
         <w:t>；</w:t>
       </w:r>
-      <w:hyperlink r:id="rId42">
-        <w:r>
-          <w:rPr>
-            <w:lang w:val="zh_TW" w:bidi="zh_TW"/>
-          </w:rPr>
-          <w:rPr>
-            <w:color w:val="0000EE"/>
-            <w:u w:val="single"/>
-          </w:rPr>
-          <w:t>賽11:1–5</w:t>
-        </w:r>
-      </w:hyperlink>
+      <w:r>
+        <w:rPr>
+          <w:lang w:val="zh_TW" w:bidi="zh_TW"/>
+        </w:rPr>
+        <w:t>賽11:1–5</w:t>
+      </w:r>
       <w:r>
         <w:rPr>
           <w:lang w:val="zh_TW" w:bidi="zh_TW"/>
         </w:rPr>
         <w:t>；</w:t>
       </w:r>
-      <w:hyperlink r:id="rId43">
-        <w:r>
-          <w:rPr>
-            <w:lang w:val="zh_TW" w:bidi="zh_TW"/>
-          </w:rPr>
-          <w:rPr>
-            <w:color w:val="0000EE"/>
-            <w:u w:val="single"/>
-          </w:rPr>
-          <w:t>耶9:23–24</w:t>
-        </w:r>
-      </w:hyperlink>
+      <w:r>
+        <w:rPr>
+          <w:lang w:val="zh_TW" w:bidi="zh_TW"/>
+        </w:rPr>
+        <w:t>耶9:23–24</w:t>
+      </w:r>
       <w:r>
         <w:rPr>
           <w:lang w:val="zh_TW" w:bidi="zh_TW"/>
         </w:rPr>
         <w:t>；</w:t>
       </w:r>
-      <w:hyperlink r:id="rId28">
-        <w:r>
-          <w:rPr>
-            <w:lang w:val="zh_TW" w:bidi="zh_TW"/>
-          </w:rPr>
-          <w:rPr>
-            <w:color w:val="0000EE"/>
-            <w:u w:val="single"/>
-          </w:rPr>
-          <w:t>太12:42</w:t>
-        </w:r>
-      </w:hyperlink>
+      <w:r>
+        <w:rPr>
+          <w:lang w:val="zh_TW" w:bidi="zh_TW"/>
+        </w:rPr>
+        <w:t>太12:42</w:t>
+      </w:r>
       <w:r>
         <w:rPr>
           <w:lang w:val="zh_TW" w:bidi="zh_TW"/>
         </w:rPr>
         <w:t>；</w:t>
       </w:r>
-      <w:hyperlink r:id="rId44">
-        <w:r>
-          <w:rPr>
-            <w:lang w:val="zh_TW" w:bidi="zh_TW"/>
-          </w:rPr>
-          <w:rPr>
-            <w:color w:val="0000EE"/>
-            <w:u w:val="single"/>
-          </w:rPr>
-          <w:t>雅1:5</w:t>
-        </w:r>
-      </w:hyperlink>
+      <w:r>
+        <w:rPr>
+          <w:lang w:val="zh_TW" w:bidi="zh_TW"/>
+        </w:rPr>
+        <w:t>雅1:5</w:t>
+      </w:r>
       <w:r>
         <w:rPr>
           <w:lang w:val="zh_TW" w:bidi="zh_TW"/>
